--- a/docs/Member4_Report.docx
+++ b/docs/Member4_Report.docx
@@ -2,7 +2,4687 @@
 <file path=word/document.xml><?xml version="1.0" encoding="utf-8"?>
 <w:document xmlns:wpc="http://schemas.microsoft.com/office/word/2010/wordprocessingCanvas" xmlns:cx="http://schemas.microsoft.com/office/drawing/2014/chartex" xmlns:cx1="http://schemas.microsoft.com/office/drawing/2015/9/8/chartex" xmlns:cx2="http://schemas.microsoft.com/office/drawing/2015/10/21/chartex" xmlns:cx3="http://schemas.microsoft.com/office/drawing/2016/5/9/chartex" xmlns:cx4="http://schemas.microsoft.com/office/drawing/2016/5/10/chartex" xmlns:cx5="http://schemas.microsoft.com/office/drawing/2016/5/11/chartex" xmlns:cx6="http://schemas.microsoft.com/office/drawing/2016/5/12/chartex" xmlns:cx7="http://schemas.microsoft.com/office/drawing/2016/5/13/chartex" xmlns:cx8="http://schemas.microsoft.com/office/drawing/2016/5/14/chartex" xmlns:mc="http://schemas.openxmlformats.org/markup-compatibility/2006" xmlns:aink="http://schemas.microsoft.com/office/drawing/2016/ink" xmlns:am3d="http://schemas.microsoft.com/office/drawing/2017/model3d" xmlns:o="urn:schemas-microsoft-com:office:office" xmlns:r="http://schemas.openxmlformats.org/officeDocument/2006/relationships" xmlns:m="http://schemas.openxmlformats.org/officeDocument/2006/math" xmlns:v="urn:schemas-microsoft-com:vml" xmlns:wp14="http://schemas.microsoft.com/office/word/2010/wordprocessingDrawing" xmlns:wp="http://schemas.openxmlformats.org/drawingml/2006/wordprocessingDrawing" xmlns:w10="urn:schemas-microsoft-com:office:word" xmlns:w="http://schemas.openxmlformats.org/wordprocessingml/2006/main" xmlns:w14="http://schemas.microsoft.com/office/word/2010/wordml" xmlns:w15="http://schemas.microsoft.com/office/word/2012/wordml" xmlns:w16cex="http://schemas.microsoft.com/office/word/2018/wordml/cex" xmlns:w16cid="http://schemas.microsoft.com/office/word/2016/wordml/cid" xmlns:w16="http://schemas.microsoft.com/office/word/2018/wordml" xmlns:w16se="http://schemas.microsoft.com/office/word/2015/wordml/symex" xmlns:wpg="http://schemas.microsoft.com/office/word/2010/wordprocessingGroup" xmlns:wpi="http://schemas.microsoft.com/office/word/2010/wordprocessingInk" xmlns:wne="http://schemas.microsoft.com/office/word/2006/wordml" xmlns:wps="http://schemas.microsoft.com/office/word/2010/wordprocessingShape" mc:Ignorable="w14 w15 w16se w16cid w16 w16cex wp14">
   <w:body>
-    <w:p/>
+    <w:p>
+      <w:pPr>
+        <w:rPr>
+          <w:rFonts w:ascii="Arial" w:hAnsi="Arial" w:cs="Arial"/>
+          <w:b/>
+          <w:bCs/>
+        </w:rPr>
+      </w:pPr>
+      <w:r>
+        <w:rPr>
+          <w:rFonts w:ascii="Arial" w:hAnsi="Arial" w:cs="Arial"/>
+          <w:b/>
+          <w:bCs/>
+        </w:rPr>
+        <w:t>4.0 API Testing</w:t>
+      </w:r>
+    </w:p>
+    <w:p>
+      <w:pPr>
+        <w:spacing w:line="360" w:lineRule="auto"/>
+        <w:jc w:val="both"/>
+        <w:rPr>
+          <w:rFonts w:ascii="Arial" w:hAnsi="Arial" w:cs="Arial"/>
+        </w:rPr>
+      </w:pPr>
+      <w:r>
+        <w:rPr>
+          <w:rFonts w:ascii="Arial" w:hAnsi="Arial" w:cs="Arial"/>
+        </w:rPr>
+        <w:t>API testing was conducted using Postman to verify the functionality of the Venues API in the Event Ticketing and Venue Booking System. Testing covered creating, retrieving, updating and deleting venues, as well as checking venue availability. Both successful requests and error scenarios were tested to verify input validation, JWT authentication, role-based access control and protection of venues linked to existing events.</w:t>
+      </w:r>
+    </w:p>
+    <w:p>
+      <w:pPr>
+        <w:rPr>
+          <w:rFonts w:ascii="Arial" w:hAnsi="Arial" w:cs="Arial"/>
+        </w:rPr>
+      </w:pPr>
+    </w:p>
+    <w:p>
+      <w:pPr>
+        <w:rPr>
+          <w:rFonts w:ascii="Arial" w:hAnsi="Arial" w:cs="Arial"/>
+          <w:b/>
+          <w:bCs/>
+        </w:rPr>
+      </w:pPr>
+      <w:r>
+        <w:rPr>
+          <w:rFonts w:ascii="Arial" w:hAnsi="Arial" w:cs="Arial"/>
+          <w:b/>
+          <w:bCs/>
+        </w:rPr>
+        <w:t>4.1 Testing Environment</w:t>
+      </w:r>
+    </w:p>
+    <w:tbl>
+      <w:tblPr>
+        <w:tblStyle w:val="TableGrid"/>
+        <w:tblW w:w="0" w:type="auto"/>
+        <w:tblLook w:val="04A0" w:firstRow="1" w:lastRow="0" w:firstColumn="1" w:lastColumn="0" w:noHBand="0" w:noVBand="1"/>
+      </w:tblPr>
+      <w:tblGrid>
+        <w:gridCol w:w="4508"/>
+        <w:gridCol w:w="4508"/>
+      </w:tblGrid>
+      <w:tr>
+        <w:trPr>
+          <w:trHeight w:val="427"/>
+        </w:trPr>
+        <w:tc>
+          <w:tcPr>
+            <w:tcW w:w="4508" w:type="dxa"/>
+            <w:shd w:val="clear" w:color="auto" w:fill="D9E2F3" w:themeFill="accent1" w:themeFillTint="33"/>
+          </w:tcPr>
+          <w:p>
+            <w:pPr>
+              <w:rPr>
+                <w:rFonts w:ascii="Arial" w:hAnsi="Arial" w:cs="Arial"/>
+              </w:rPr>
+            </w:pPr>
+            <w:r>
+              <w:rPr>
+                <w:rFonts w:ascii="Arial" w:hAnsi="Arial" w:cs="Arial"/>
+              </w:rPr>
+              <w:t>Component</w:t>
+            </w:r>
+          </w:p>
+        </w:tc>
+        <w:tc>
+          <w:tcPr>
+            <w:tcW w:w="4508" w:type="dxa"/>
+            <w:shd w:val="clear" w:color="auto" w:fill="D9E2F3" w:themeFill="accent1" w:themeFillTint="33"/>
+          </w:tcPr>
+          <w:p>
+            <w:pPr>
+              <w:rPr>
+                <w:rFonts w:ascii="Arial" w:hAnsi="Arial" w:cs="Arial"/>
+              </w:rPr>
+            </w:pPr>
+            <w:r>
+              <w:rPr>
+                <w:rFonts w:ascii="Arial" w:hAnsi="Arial" w:cs="Arial"/>
+              </w:rPr>
+              <w:t>Configuration</w:t>
+            </w:r>
+          </w:p>
+        </w:tc>
+      </w:tr>
+      <w:tr>
+        <w:trPr>
+          <w:trHeight w:val="419"/>
+        </w:trPr>
+        <w:tc>
+          <w:tcPr>
+            <w:tcW w:w="4508" w:type="dxa"/>
+          </w:tcPr>
+          <w:p>
+            <w:pPr>
+              <w:rPr>
+                <w:rFonts w:ascii="Arial" w:hAnsi="Arial" w:cs="Arial"/>
+              </w:rPr>
+            </w:pPr>
+            <w:r>
+              <w:rPr>
+                <w:rFonts w:ascii="Arial" w:hAnsi="Arial" w:cs="Arial"/>
+              </w:rPr>
+              <w:t>API testing tool</w:t>
+            </w:r>
+          </w:p>
+        </w:tc>
+        <w:tc>
+          <w:tcPr>
+            <w:tcW w:w="4508" w:type="dxa"/>
+          </w:tcPr>
+          <w:p>
+            <w:pPr>
+              <w:rPr>
+                <w:rFonts w:ascii="Arial" w:hAnsi="Arial" w:cs="Arial"/>
+              </w:rPr>
+            </w:pPr>
+            <w:r>
+              <w:rPr>
+                <w:rFonts w:ascii="Arial" w:hAnsi="Arial" w:cs="Arial"/>
+              </w:rPr>
+              <w:t>Postman</w:t>
+            </w:r>
+          </w:p>
+        </w:tc>
+      </w:tr>
+      <w:tr>
+        <w:trPr>
+          <w:trHeight w:val="410"/>
+        </w:trPr>
+        <w:tc>
+          <w:tcPr>
+            <w:tcW w:w="4508" w:type="dxa"/>
+          </w:tcPr>
+          <w:p>
+            <w:pPr>
+              <w:rPr>
+                <w:rFonts w:ascii="Arial" w:hAnsi="Arial" w:cs="Arial"/>
+              </w:rPr>
+            </w:pPr>
+            <w:r>
+              <w:rPr>
+                <w:rFonts w:ascii="Arial" w:hAnsi="Arial" w:cs="Arial"/>
+              </w:rPr>
+              <w:t>Local Server</w:t>
+            </w:r>
+          </w:p>
+        </w:tc>
+        <w:tc>
+          <w:tcPr>
+            <w:tcW w:w="4508" w:type="dxa"/>
+          </w:tcPr>
+          <w:p>
+            <w:pPr>
+              <w:rPr>
+                <w:rFonts w:ascii="Arial" w:hAnsi="Arial" w:cs="Arial"/>
+              </w:rPr>
+            </w:pPr>
+            <w:r>
+              <w:rPr>
+                <w:rFonts w:ascii="Arial" w:hAnsi="Arial" w:cs="Arial"/>
+              </w:rPr>
+              <w:t>XAMPP with Apache</w:t>
+            </w:r>
+          </w:p>
+        </w:tc>
+      </w:tr>
+      <w:tr>
+        <w:trPr>
+          <w:trHeight w:val="431"/>
+        </w:trPr>
+        <w:tc>
+          <w:tcPr>
+            <w:tcW w:w="4508" w:type="dxa"/>
+          </w:tcPr>
+          <w:p>
+            <w:pPr>
+              <w:rPr>
+                <w:rFonts w:ascii="Arial" w:hAnsi="Arial" w:cs="Arial"/>
+              </w:rPr>
+            </w:pPr>
+            <w:r>
+              <w:rPr>
+                <w:rFonts w:ascii="Arial" w:hAnsi="Arial" w:cs="Arial"/>
+              </w:rPr>
+              <w:t>Backend</w:t>
+            </w:r>
+          </w:p>
+        </w:tc>
+        <w:tc>
+          <w:tcPr>
+            <w:tcW w:w="4508" w:type="dxa"/>
+          </w:tcPr>
+          <w:p>
+            <w:pPr>
+              <w:rPr>
+                <w:rFonts w:ascii="Arial" w:hAnsi="Arial" w:cs="Arial"/>
+              </w:rPr>
+            </w:pPr>
+            <w:r>
+              <w:rPr>
+                <w:rFonts w:ascii="Arial" w:hAnsi="Arial" w:cs="Arial"/>
+              </w:rPr>
+              <w:t>PHP</w:t>
+            </w:r>
+          </w:p>
+        </w:tc>
+      </w:tr>
+      <w:tr>
+        <w:trPr>
+          <w:trHeight w:val="409"/>
+        </w:trPr>
+        <w:tc>
+          <w:tcPr>
+            <w:tcW w:w="4508" w:type="dxa"/>
+          </w:tcPr>
+          <w:p>
+            <w:pPr>
+              <w:rPr>
+                <w:rFonts w:ascii="Arial" w:hAnsi="Arial" w:cs="Arial"/>
+              </w:rPr>
+            </w:pPr>
+            <w:r>
+              <w:rPr>
+                <w:rFonts w:ascii="Arial" w:hAnsi="Arial" w:cs="Arial"/>
+              </w:rPr>
+              <w:t>Database</w:t>
+            </w:r>
+          </w:p>
+        </w:tc>
+        <w:tc>
+          <w:tcPr>
+            <w:tcW w:w="4508" w:type="dxa"/>
+          </w:tcPr>
+          <w:p>
+            <w:pPr>
+              <w:rPr>
+                <w:rFonts w:ascii="Arial" w:hAnsi="Arial" w:cs="Arial"/>
+              </w:rPr>
+            </w:pPr>
+            <w:r>
+              <w:rPr>
+                <w:rFonts w:ascii="Arial" w:hAnsi="Arial" w:cs="Arial"/>
+              </w:rPr>
+              <w:t>MySQL/MariaDB</w:t>
+            </w:r>
+          </w:p>
+        </w:tc>
+      </w:tr>
+      <w:tr>
+        <w:trPr>
+          <w:trHeight w:val="543"/>
+        </w:trPr>
+        <w:tc>
+          <w:tcPr>
+            <w:tcW w:w="4508" w:type="dxa"/>
+          </w:tcPr>
+          <w:p>
+            <w:pPr>
+              <w:rPr>
+                <w:rFonts w:ascii="Arial" w:hAnsi="Arial" w:cs="Arial"/>
+              </w:rPr>
+            </w:pPr>
+            <w:r>
+              <w:rPr>
+                <w:rFonts w:ascii="Arial" w:hAnsi="Arial" w:cs="Arial"/>
+              </w:rPr>
+              <w:t>Database name</w:t>
+            </w:r>
+          </w:p>
+        </w:tc>
+        <w:tc>
+          <w:tcPr>
+            <w:tcW w:w="4508" w:type="dxa"/>
+          </w:tcPr>
+          <w:p>
+            <w:pPr>
+              <w:rPr>
+                <w:rFonts w:ascii="Arial" w:hAnsi="Arial" w:cs="Arial"/>
+              </w:rPr>
+            </w:pPr>
+            <w:proofErr w:type="spellStart"/>
+            <w:r>
+              <w:rPr>
+                <w:rFonts w:ascii="Arial" w:hAnsi="Arial" w:cs="Arial"/>
+              </w:rPr>
+              <w:t>event_ticketing_db</w:t>
+            </w:r>
+            <w:proofErr w:type="spellEnd"/>
+          </w:p>
+        </w:tc>
+      </w:tr>
+      <w:tr>
+        <w:trPr>
+          <w:trHeight w:val="423"/>
+        </w:trPr>
+        <w:tc>
+          <w:tcPr>
+            <w:tcW w:w="4508" w:type="dxa"/>
+          </w:tcPr>
+          <w:p>
+            <w:pPr>
+              <w:rPr>
+                <w:rFonts w:ascii="Arial" w:hAnsi="Arial" w:cs="Arial"/>
+              </w:rPr>
+            </w:pPr>
+            <w:r>
+              <w:rPr>
+                <w:rFonts w:ascii="Arial" w:hAnsi="Arial" w:cs="Arial"/>
+              </w:rPr>
+              <w:t>API base URL</w:t>
+            </w:r>
+          </w:p>
+        </w:tc>
+        <w:tc>
+          <w:tcPr>
+            <w:tcW w:w="4508" w:type="dxa"/>
+          </w:tcPr>
+          <w:p>
+            <w:pPr>
+              <w:rPr>
+                <w:rFonts w:ascii="Arial" w:hAnsi="Arial" w:cs="Arial"/>
+              </w:rPr>
+            </w:pPr>
+            <w:hyperlink r:id="rId4" w:history="1">
+              <w:r>
+                <w:rPr>
+                  <w:rStyle w:val="Hyperlink"/>
+                </w:rPr>
+                <w:t>http://localhost/WebAPIFinalProject/api</w:t>
+              </w:r>
+            </w:hyperlink>
+          </w:p>
+        </w:tc>
+      </w:tr>
+      <w:tr>
+        <w:trPr>
+          <w:trHeight w:val="414"/>
+        </w:trPr>
+        <w:tc>
+          <w:tcPr>
+            <w:tcW w:w="4508" w:type="dxa"/>
+          </w:tcPr>
+          <w:p>
+            <w:pPr>
+              <w:rPr>
+                <w:rFonts w:ascii="Arial" w:hAnsi="Arial" w:cs="Arial"/>
+              </w:rPr>
+            </w:pPr>
+            <w:r>
+              <w:rPr>
+                <w:rFonts w:ascii="Arial" w:hAnsi="Arial" w:cs="Arial"/>
+              </w:rPr>
+              <w:t>Authentication</w:t>
+            </w:r>
+          </w:p>
+        </w:tc>
+        <w:tc>
+          <w:tcPr>
+            <w:tcW w:w="4508" w:type="dxa"/>
+          </w:tcPr>
+          <w:p>
+            <w:pPr>
+              <w:rPr>
+                <w:rFonts w:ascii="Arial" w:hAnsi="Arial" w:cs="Arial"/>
+              </w:rPr>
+            </w:pPr>
+            <w:r>
+              <w:rPr>
+                <w:rFonts w:ascii="Arial" w:hAnsi="Arial" w:cs="Arial"/>
+              </w:rPr>
+              <w:t>JWT Bearer Token</w:t>
+            </w:r>
+          </w:p>
+        </w:tc>
+      </w:tr>
+    </w:tbl>
+    <w:p>
+      <w:pPr>
+        <w:rPr>
+          <w:rFonts w:ascii="Arial" w:hAnsi="Arial" w:cs="Arial"/>
+        </w:rPr>
+      </w:pPr>
+    </w:p>
+    <w:p>
+      <w:pPr>
+        <w:rPr>
+          <w:rFonts w:ascii="Arial" w:hAnsi="Arial" w:cs="Arial"/>
+          <w:b/>
+          <w:bCs/>
+        </w:rPr>
+      </w:pPr>
+      <w:r>
+        <w:rPr>
+          <w:rFonts w:ascii="Arial" w:hAnsi="Arial" w:cs="Arial"/>
+          <w:b/>
+          <w:bCs/>
+        </w:rPr>
+        <w:t>4.2 Test Cases and Results</w:t>
+      </w:r>
+    </w:p>
+    <w:tbl>
+      <w:tblPr>
+        <w:tblStyle w:val="TableGrid"/>
+        <w:tblW w:w="0" w:type="auto"/>
+        <w:tblLook w:val="04A0" w:firstRow="1" w:lastRow="0" w:firstColumn="1" w:lastColumn="0" w:noHBand="0" w:noVBand="1"/>
+      </w:tblPr>
+      <w:tblGrid>
+        <w:gridCol w:w="562"/>
+        <w:gridCol w:w="2840"/>
+        <w:gridCol w:w="2162"/>
+        <w:gridCol w:w="1768"/>
+        <w:gridCol w:w="1684"/>
+      </w:tblGrid>
+      <w:tr>
+        <w:tc>
+          <w:tcPr>
+            <w:tcW w:w="562" w:type="dxa"/>
+            <w:shd w:val="clear" w:color="auto" w:fill="D9E2F3" w:themeFill="accent1" w:themeFillTint="33"/>
+          </w:tcPr>
+          <w:p>
+            <w:pPr>
+              <w:rPr>
+                <w:rFonts w:ascii="Arial" w:hAnsi="Arial" w:cs="Arial"/>
+              </w:rPr>
+            </w:pPr>
+            <w:r>
+              <w:rPr>
+                <w:rFonts w:ascii="Arial" w:hAnsi="Arial" w:cs="Arial"/>
+              </w:rPr>
+              <w:t>No.</w:t>
+            </w:r>
+          </w:p>
+        </w:tc>
+        <w:tc>
+          <w:tcPr>
+            <w:tcW w:w="3044" w:type="dxa"/>
+            <w:shd w:val="clear" w:color="auto" w:fill="D9E2F3" w:themeFill="accent1" w:themeFillTint="33"/>
+          </w:tcPr>
+          <w:p>
+            <w:pPr>
+              <w:rPr>
+                <w:rFonts w:ascii="Arial" w:hAnsi="Arial" w:cs="Arial"/>
+              </w:rPr>
+            </w:pPr>
+            <w:r>
+              <w:rPr>
+                <w:rFonts w:ascii="Arial" w:hAnsi="Arial" w:cs="Arial"/>
+              </w:rPr>
+              <w:t>Test case</w:t>
+            </w:r>
+          </w:p>
+        </w:tc>
+        <w:tc>
+          <w:tcPr>
+            <w:tcW w:w="1803" w:type="dxa"/>
+            <w:shd w:val="clear" w:color="auto" w:fill="D9E2F3" w:themeFill="accent1" w:themeFillTint="33"/>
+          </w:tcPr>
+          <w:p>
+            <w:pPr>
+              <w:rPr>
+                <w:rFonts w:ascii="Arial" w:hAnsi="Arial" w:cs="Arial"/>
+              </w:rPr>
+            </w:pPr>
+            <w:r>
+              <w:rPr>
+                <w:rFonts w:ascii="Arial" w:hAnsi="Arial" w:cs="Arial"/>
+              </w:rPr>
+              <w:t>Method and endpoint</w:t>
+            </w:r>
+          </w:p>
+        </w:tc>
+        <w:tc>
+          <w:tcPr>
+            <w:tcW w:w="1803" w:type="dxa"/>
+            <w:shd w:val="clear" w:color="auto" w:fill="D9E2F3" w:themeFill="accent1" w:themeFillTint="33"/>
+          </w:tcPr>
+          <w:p>
+            <w:pPr>
+              <w:rPr>
+                <w:rFonts w:ascii="Arial" w:hAnsi="Arial" w:cs="Arial"/>
+              </w:rPr>
+            </w:pPr>
+            <w:r>
+              <w:rPr>
+                <w:rFonts w:ascii="Arial" w:hAnsi="Arial" w:cs="Arial"/>
+              </w:rPr>
+              <w:t>Expected result</w:t>
+            </w:r>
+          </w:p>
+        </w:tc>
+        <w:tc>
+          <w:tcPr>
+            <w:tcW w:w="1804" w:type="dxa"/>
+            <w:shd w:val="clear" w:color="auto" w:fill="D9E2F3" w:themeFill="accent1" w:themeFillTint="33"/>
+          </w:tcPr>
+          <w:p>
+            <w:pPr>
+              <w:rPr>
+                <w:rFonts w:ascii="Arial" w:hAnsi="Arial" w:cs="Arial"/>
+              </w:rPr>
+            </w:pPr>
+            <w:r>
+              <w:rPr>
+                <w:rFonts w:ascii="Arial" w:hAnsi="Arial" w:cs="Arial"/>
+              </w:rPr>
+              <w:t>Actual result</w:t>
+            </w:r>
+          </w:p>
+        </w:tc>
+      </w:tr>
+      <w:tr>
+        <w:tc>
+          <w:tcPr>
+            <w:tcW w:w="562" w:type="dxa"/>
+          </w:tcPr>
+          <w:p>
+            <w:pPr>
+              <w:rPr>
+                <w:rFonts w:ascii="Arial" w:hAnsi="Arial" w:cs="Arial"/>
+              </w:rPr>
+            </w:pPr>
+            <w:r>
+              <w:rPr>
+                <w:rFonts w:ascii="Arial" w:hAnsi="Arial" w:cs="Arial"/>
+              </w:rPr>
+              <w:t>1</w:t>
+            </w:r>
+          </w:p>
+        </w:tc>
+        <w:tc>
+          <w:tcPr>
+            <w:tcW w:w="3044" w:type="dxa"/>
+          </w:tcPr>
+          <w:p>
+            <w:pPr>
+              <w:rPr>
+                <w:rFonts w:ascii="Arial" w:hAnsi="Arial" w:cs="Arial"/>
+              </w:rPr>
+            </w:pPr>
+            <w:r>
+              <w:t>Admin login</w:t>
+            </w:r>
+          </w:p>
+        </w:tc>
+        <w:tc>
+          <w:tcPr>
+            <w:tcW w:w="1803" w:type="dxa"/>
+          </w:tcPr>
+          <w:p>
+            <w:pPr>
+              <w:rPr>
+                <w:rFonts w:ascii="Arial" w:hAnsi="Arial" w:cs="Arial"/>
+              </w:rPr>
+            </w:pPr>
+            <w:r>
+              <w:t>POST /auth/login</w:t>
+            </w:r>
+          </w:p>
+        </w:tc>
+        <w:tc>
+          <w:tcPr>
+            <w:tcW w:w="1803" w:type="dxa"/>
+          </w:tcPr>
+          <w:p>
+            <w:pPr>
+              <w:rPr>
+                <w:rFonts w:ascii="Arial" w:hAnsi="Arial" w:cs="Arial"/>
+              </w:rPr>
+            </w:pPr>
+            <w:r>
+              <w:t>200; JWT returned</w:t>
+            </w:r>
+          </w:p>
+        </w:tc>
+        <w:tc>
+          <w:tcPr>
+            <w:tcW w:w="1804" w:type="dxa"/>
+          </w:tcPr>
+          <w:p>
+            <w:pPr>
+              <w:rPr>
+                <w:rFonts w:ascii="Arial" w:hAnsi="Arial" w:cs="Arial"/>
+              </w:rPr>
+            </w:pPr>
+            <w:r>
+              <w:t>Passed</w:t>
+            </w:r>
+          </w:p>
+        </w:tc>
+      </w:tr>
+      <w:tr>
+        <w:tc>
+          <w:tcPr>
+            <w:tcW w:w="562" w:type="dxa"/>
+          </w:tcPr>
+          <w:p>
+            <w:pPr>
+              <w:rPr>
+                <w:rFonts w:ascii="Arial" w:hAnsi="Arial" w:cs="Arial"/>
+              </w:rPr>
+            </w:pPr>
+            <w:r>
+              <w:rPr>
+                <w:rFonts w:ascii="Arial" w:hAnsi="Arial" w:cs="Arial"/>
+              </w:rPr>
+              <w:t>2</w:t>
+            </w:r>
+          </w:p>
+        </w:tc>
+        <w:tc>
+          <w:tcPr>
+            <w:tcW w:w="3044" w:type="dxa"/>
+          </w:tcPr>
+          <w:p>
+            <w:pPr>
+              <w:rPr>
+                <w:rFonts w:ascii="Arial" w:hAnsi="Arial" w:cs="Arial"/>
+              </w:rPr>
+            </w:pPr>
+            <w:r>
+              <w:t>Retrieve all venues</w:t>
+            </w:r>
+          </w:p>
+        </w:tc>
+        <w:tc>
+          <w:tcPr>
+            <w:tcW w:w="1803" w:type="dxa"/>
+          </w:tcPr>
+          <w:p>
+            <w:pPr>
+              <w:rPr>
+                <w:rFonts w:ascii="Arial" w:hAnsi="Arial" w:cs="Arial"/>
+              </w:rPr>
+            </w:pPr>
+            <w:r>
+              <w:t>GET /venues</w:t>
+            </w:r>
+          </w:p>
+        </w:tc>
+        <w:tc>
+          <w:tcPr>
+            <w:tcW w:w="1803" w:type="dxa"/>
+          </w:tcPr>
+          <w:p>
+            <w:pPr>
+              <w:rPr>
+                <w:rFonts w:ascii="Arial" w:hAnsi="Arial" w:cs="Arial"/>
+              </w:rPr>
+            </w:pPr>
+            <w:r>
+              <w:t>200; venue list returned</w:t>
+            </w:r>
+          </w:p>
+        </w:tc>
+        <w:tc>
+          <w:tcPr>
+            <w:tcW w:w="1804" w:type="dxa"/>
+          </w:tcPr>
+          <w:p>
+            <w:pPr>
+              <w:rPr>
+                <w:rFonts w:ascii="Arial" w:hAnsi="Arial" w:cs="Arial"/>
+              </w:rPr>
+            </w:pPr>
+            <w:r>
+              <w:t>Passed</w:t>
+            </w:r>
+          </w:p>
+        </w:tc>
+      </w:tr>
+      <w:tr>
+        <w:tc>
+          <w:tcPr>
+            <w:tcW w:w="562" w:type="dxa"/>
+          </w:tcPr>
+          <w:p>
+            <w:pPr>
+              <w:rPr>
+                <w:rFonts w:ascii="Arial" w:hAnsi="Arial" w:cs="Arial"/>
+              </w:rPr>
+            </w:pPr>
+            <w:r>
+              <w:rPr>
+                <w:rFonts w:ascii="Arial" w:hAnsi="Arial" w:cs="Arial"/>
+              </w:rPr>
+              <w:t>3</w:t>
+            </w:r>
+          </w:p>
+        </w:tc>
+        <w:tc>
+          <w:tcPr>
+            <w:tcW w:w="3044" w:type="dxa"/>
+          </w:tcPr>
+          <w:p>
+            <w:pPr>
+              <w:rPr>
+                <w:rFonts w:ascii="Arial" w:hAnsi="Arial" w:cs="Arial"/>
+              </w:rPr>
+            </w:pPr>
+            <w:r>
+              <w:t>Retrieve one venue</w:t>
+            </w:r>
+          </w:p>
+        </w:tc>
+        <w:tc>
+          <w:tcPr>
+            <w:tcW w:w="1803" w:type="dxa"/>
+          </w:tcPr>
+          <w:p>
+            <w:pPr>
+              <w:rPr>
+                <w:rFonts w:ascii="Arial" w:hAnsi="Arial" w:cs="Arial"/>
+              </w:rPr>
+            </w:pPr>
+            <w:r>
+              <w:t>GET /venues/1</w:t>
+            </w:r>
+          </w:p>
+        </w:tc>
+        <w:tc>
+          <w:tcPr>
+            <w:tcW w:w="1803" w:type="dxa"/>
+          </w:tcPr>
+          <w:p>
+            <w:pPr>
+              <w:rPr>
+                <w:rFonts w:ascii="Arial" w:hAnsi="Arial" w:cs="Arial"/>
+              </w:rPr>
+            </w:pPr>
+            <w:r>
+              <w:t>200; venue details returned</w:t>
+            </w:r>
+          </w:p>
+        </w:tc>
+        <w:tc>
+          <w:tcPr>
+            <w:tcW w:w="1804" w:type="dxa"/>
+          </w:tcPr>
+          <w:p>
+            <w:pPr>
+              <w:rPr>
+                <w:rFonts w:ascii="Arial" w:hAnsi="Arial" w:cs="Arial"/>
+              </w:rPr>
+            </w:pPr>
+            <w:r>
+              <w:t>Passed</w:t>
+            </w:r>
+          </w:p>
+        </w:tc>
+      </w:tr>
+      <w:tr>
+        <w:tc>
+          <w:tcPr>
+            <w:tcW w:w="562" w:type="dxa"/>
+          </w:tcPr>
+          <w:p>
+            <w:pPr>
+              <w:rPr>
+                <w:rFonts w:ascii="Arial" w:hAnsi="Arial" w:cs="Arial"/>
+              </w:rPr>
+            </w:pPr>
+            <w:r>
+              <w:rPr>
+                <w:rFonts w:ascii="Arial" w:hAnsi="Arial" w:cs="Arial"/>
+              </w:rPr>
+              <w:t>4</w:t>
+            </w:r>
+          </w:p>
+        </w:tc>
+        <w:tc>
+          <w:tcPr>
+            <w:tcW w:w="3044" w:type="dxa"/>
+          </w:tcPr>
+          <w:p>
+            <w:pPr>
+              <w:rPr>
+                <w:rFonts w:ascii="Arial" w:hAnsi="Arial" w:cs="Arial"/>
+              </w:rPr>
+            </w:pPr>
+            <w:r>
+              <w:t>Create venue</w:t>
+            </w:r>
+          </w:p>
+        </w:tc>
+        <w:tc>
+          <w:tcPr>
+            <w:tcW w:w="1803" w:type="dxa"/>
+          </w:tcPr>
+          <w:p>
+            <w:pPr>
+              <w:rPr>
+                <w:rFonts w:ascii="Arial" w:hAnsi="Arial" w:cs="Arial"/>
+              </w:rPr>
+            </w:pPr>
+            <w:r>
+              <w:t>POST /venues</w:t>
+            </w:r>
+          </w:p>
+        </w:tc>
+        <w:tc>
+          <w:tcPr>
+            <w:tcW w:w="1803" w:type="dxa"/>
+          </w:tcPr>
+          <w:p>
+            <w:pPr>
+              <w:rPr>
+                <w:rFonts w:ascii="Arial" w:hAnsi="Arial" w:cs="Arial"/>
+              </w:rPr>
+            </w:pPr>
+            <w:r>
+              <w:t>201; venue created</w:t>
+            </w:r>
+          </w:p>
+        </w:tc>
+        <w:tc>
+          <w:tcPr>
+            <w:tcW w:w="1804" w:type="dxa"/>
+          </w:tcPr>
+          <w:p>
+            <w:pPr>
+              <w:rPr>
+                <w:rFonts w:ascii="Arial" w:hAnsi="Arial" w:cs="Arial"/>
+              </w:rPr>
+            </w:pPr>
+            <w:r>
+              <w:t>Passed</w:t>
+            </w:r>
+          </w:p>
+        </w:tc>
+      </w:tr>
+      <w:tr>
+        <w:tc>
+          <w:tcPr>
+            <w:tcW w:w="562" w:type="dxa"/>
+          </w:tcPr>
+          <w:p>
+            <w:pPr>
+              <w:rPr>
+                <w:rFonts w:ascii="Arial" w:hAnsi="Arial" w:cs="Arial"/>
+              </w:rPr>
+            </w:pPr>
+            <w:r>
+              <w:rPr>
+                <w:rFonts w:ascii="Arial" w:hAnsi="Arial" w:cs="Arial"/>
+              </w:rPr>
+              <w:t>5</w:t>
+            </w:r>
+          </w:p>
+        </w:tc>
+        <w:tc>
+          <w:tcPr>
+            <w:tcW w:w="3044" w:type="dxa"/>
+          </w:tcPr>
+          <w:p>
+            <w:pPr>
+              <w:rPr>
+                <w:rFonts w:ascii="Arial" w:hAnsi="Arial" w:cs="Arial"/>
+              </w:rPr>
+            </w:pPr>
+            <w:r>
+              <w:t>Update venue</w:t>
+            </w:r>
+          </w:p>
+        </w:tc>
+        <w:tc>
+          <w:tcPr>
+            <w:tcW w:w="1803" w:type="dxa"/>
+          </w:tcPr>
+          <w:p>
+            <w:pPr>
+              <w:rPr>
+                <w:rFonts w:ascii="Arial" w:hAnsi="Arial" w:cs="Arial"/>
+              </w:rPr>
+            </w:pPr>
+            <w:r>
+              <w:t>PATCH /venues/{id}</w:t>
+            </w:r>
+          </w:p>
+        </w:tc>
+        <w:tc>
+          <w:tcPr>
+            <w:tcW w:w="1803" w:type="dxa"/>
+          </w:tcPr>
+          <w:p>
+            <w:pPr>
+              <w:rPr>
+                <w:rFonts w:ascii="Arial" w:hAnsi="Arial" w:cs="Arial"/>
+              </w:rPr>
+            </w:pPr>
+            <w:r>
+              <w:t>200; venue updated</w:t>
+            </w:r>
+          </w:p>
+        </w:tc>
+        <w:tc>
+          <w:tcPr>
+            <w:tcW w:w="1804" w:type="dxa"/>
+          </w:tcPr>
+          <w:p>
+            <w:pPr>
+              <w:rPr>
+                <w:rFonts w:ascii="Arial" w:hAnsi="Arial" w:cs="Arial"/>
+              </w:rPr>
+            </w:pPr>
+            <w:r>
+              <w:t>Passed</w:t>
+            </w:r>
+          </w:p>
+        </w:tc>
+      </w:tr>
+      <w:tr>
+        <w:tc>
+          <w:tcPr>
+            <w:tcW w:w="562" w:type="dxa"/>
+          </w:tcPr>
+          <w:p>
+            <w:pPr>
+              <w:rPr>
+                <w:rFonts w:ascii="Arial" w:hAnsi="Arial" w:cs="Arial"/>
+              </w:rPr>
+            </w:pPr>
+            <w:r>
+              <w:rPr>
+                <w:rFonts w:ascii="Arial" w:hAnsi="Arial" w:cs="Arial"/>
+              </w:rPr>
+              <w:t>6</w:t>
+            </w:r>
+          </w:p>
+        </w:tc>
+        <w:tc>
+          <w:tcPr>
+            <w:tcW w:w="3044" w:type="dxa"/>
+          </w:tcPr>
+          <w:p>
+            <w:pPr>
+              <w:rPr>
+                <w:rFonts w:ascii="Arial" w:hAnsi="Arial" w:cs="Arial"/>
+              </w:rPr>
+            </w:pPr>
+            <w:r>
+              <w:t>Delete test venue</w:t>
+            </w:r>
+          </w:p>
+        </w:tc>
+        <w:tc>
+          <w:tcPr>
+            <w:tcW w:w="1803" w:type="dxa"/>
+          </w:tcPr>
+          <w:p>
+            <w:pPr>
+              <w:rPr>
+                <w:rFonts w:ascii="Arial" w:hAnsi="Arial" w:cs="Arial"/>
+              </w:rPr>
+            </w:pPr>
+            <w:r>
+              <w:t>DELETE /venues/{id}</w:t>
+            </w:r>
+          </w:p>
+        </w:tc>
+        <w:tc>
+          <w:tcPr>
+            <w:tcW w:w="1803" w:type="dxa"/>
+          </w:tcPr>
+          <w:p>
+            <w:pPr>
+              <w:rPr>
+                <w:rFonts w:ascii="Arial" w:hAnsi="Arial" w:cs="Arial"/>
+              </w:rPr>
+            </w:pPr>
+            <w:r>
+              <w:t>200; venue deleted</w:t>
+            </w:r>
+          </w:p>
+        </w:tc>
+        <w:tc>
+          <w:tcPr>
+            <w:tcW w:w="1804" w:type="dxa"/>
+          </w:tcPr>
+          <w:p>
+            <w:pPr>
+              <w:rPr>
+                <w:rFonts w:ascii="Arial" w:hAnsi="Arial" w:cs="Arial"/>
+              </w:rPr>
+            </w:pPr>
+            <w:r>
+              <w:t>Passed</w:t>
+            </w:r>
+          </w:p>
+        </w:tc>
+      </w:tr>
+      <w:tr>
+        <w:tc>
+          <w:tcPr>
+            <w:tcW w:w="562" w:type="dxa"/>
+          </w:tcPr>
+          <w:p>
+            <w:pPr>
+              <w:rPr>
+                <w:rFonts w:ascii="Arial" w:hAnsi="Arial" w:cs="Arial"/>
+              </w:rPr>
+            </w:pPr>
+            <w:r>
+              <w:rPr>
+                <w:rFonts w:ascii="Arial" w:hAnsi="Arial" w:cs="Arial"/>
+              </w:rPr>
+              <w:t>7</w:t>
+            </w:r>
+          </w:p>
+        </w:tc>
+        <w:tc>
+          <w:tcPr>
+            <w:tcW w:w="3044" w:type="dxa"/>
+          </w:tcPr>
+          <w:p>
+            <w:pPr>
+              <w:rPr>
+                <w:rFonts w:ascii="Arial" w:hAnsi="Arial" w:cs="Arial"/>
+              </w:rPr>
+            </w:pPr>
+            <w:r>
+              <w:t>Retrieve deleted venue</w:t>
+            </w:r>
+          </w:p>
+        </w:tc>
+        <w:tc>
+          <w:tcPr>
+            <w:tcW w:w="1803" w:type="dxa"/>
+          </w:tcPr>
+          <w:p>
+            <w:pPr>
+              <w:jc w:val="center"/>
+              <w:rPr>
+                <w:rFonts w:ascii="Arial" w:hAnsi="Arial" w:cs="Arial"/>
+              </w:rPr>
+            </w:pPr>
+            <w:r>
+              <w:t>GET /venues/{id}</w:t>
+            </w:r>
+          </w:p>
+        </w:tc>
+        <w:tc>
+          <w:tcPr>
+            <w:tcW w:w="1803" w:type="dxa"/>
+          </w:tcPr>
+          <w:p>
+            <w:pPr>
+              <w:rPr>
+                <w:rFonts w:ascii="Arial" w:hAnsi="Arial" w:cs="Arial"/>
+              </w:rPr>
+            </w:pPr>
+            <w:r>
+              <w:t>404; venue not found</w:t>
+            </w:r>
+          </w:p>
+        </w:tc>
+        <w:tc>
+          <w:tcPr>
+            <w:tcW w:w="1804" w:type="dxa"/>
+          </w:tcPr>
+          <w:p>
+            <w:pPr>
+              <w:rPr>
+                <w:rFonts w:ascii="Arial" w:hAnsi="Arial" w:cs="Arial"/>
+              </w:rPr>
+            </w:pPr>
+            <w:r>
+              <w:t>Passed</w:t>
+            </w:r>
+          </w:p>
+        </w:tc>
+      </w:tr>
+      <w:tr>
+        <w:tc>
+          <w:tcPr>
+            <w:tcW w:w="562" w:type="dxa"/>
+          </w:tcPr>
+          <w:p>
+            <w:pPr>
+              <w:rPr>
+                <w:rFonts w:ascii="Arial" w:hAnsi="Arial" w:cs="Arial"/>
+              </w:rPr>
+            </w:pPr>
+            <w:r>
+              <w:rPr>
+                <w:rFonts w:ascii="Arial" w:hAnsi="Arial" w:cs="Arial"/>
+              </w:rPr>
+              <w:t>8</w:t>
+            </w:r>
+          </w:p>
+        </w:tc>
+        <w:tc>
+          <w:tcPr>
+            <w:tcW w:w="3044" w:type="dxa"/>
+          </w:tcPr>
+          <w:p>
+            <w:pPr>
+              <w:rPr>
+                <w:rFonts w:ascii="Arial" w:hAnsi="Arial" w:cs="Arial"/>
+              </w:rPr>
+            </w:pPr>
+            <w:r>
+              <w:t>Request without token</w:t>
+            </w:r>
+          </w:p>
+        </w:tc>
+        <w:tc>
+          <w:tcPr>
+            <w:tcW w:w="1803" w:type="dxa"/>
+          </w:tcPr>
+          <w:p>
+            <w:pPr>
+              <w:rPr>
+                <w:rFonts w:ascii="Arial" w:hAnsi="Arial" w:cs="Arial"/>
+              </w:rPr>
+            </w:pPr>
+            <w:r>
+              <w:t>GET /venues</w:t>
+            </w:r>
+          </w:p>
+        </w:tc>
+        <w:tc>
+          <w:tcPr>
+            <w:tcW w:w="1803" w:type="dxa"/>
+          </w:tcPr>
+          <w:p>
+            <w:pPr>
+              <w:rPr>
+                <w:rFonts w:ascii="Arial" w:hAnsi="Arial" w:cs="Arial"/>
+              </w:rPr>
+            </w:pPr>
+            <w:r>
+              <w:t>401; authentication required</w:t>
+            </w:r>
+          </w:p>
+        </w:tc>
+        <w:tc>
+          <w:tcPr>
+            <w:tcW w:w="1804" w:type="dxa"/>
+          </w:tcPr>
+          <w:p>
+            <w:pPr>
+              <w:rPr>
+                <w:rFonts w:ascii="Arial" w:hAnsi="Arial" w:cs="Arial"/>
+              </w:rPr>
+            </w:pPr>
+            <w:r>
+              <w:t>Passed</w:t>
+            </w:r>
+          </w:p>
+        </w:tc>
+      </w:tr>
+      <w:tr>
+        <w:tc>
+          <w:tcPr>
+            <w:tcW w:w="562" w:type="dxa"/>
+          </w:tcPr>
+          <w:p>
+            <w:pPr>
+              <w:rPr>
+                <w:rFonts w:ascii="Arial" w:hAnsi="Arial" w:cs="Arial"/>
+              </w:rPr>
+            </w:pPr>
+            <w:r>
+              <w:rPr>
+                <w:rFonts w:ascii="Arial" w:hAnsi="Arial" w:cs="Arial"/>
+              </w:rPr>
+              <w:t>9</w:t>
+            </w:r>
+          </w:p>
+        </w:tc>
+        <w:tc>
+          <w:tcPr>
+            <w:tcW w:w="3044" w:type="dxa"/>
+          </w:tcPr>
+          <w:p>
+            <w:pPr>
+              <w:rPr>
+                <w:rFonts w:ascii="Arial" w:hAnsi="Arial" w:cs="Arial"/>
+              </w:rPr>
+            </w:pPr>
+            <w:r>
+              <w:t>Submit negative capacity</w:t>
+            </w:r>
+          </w:p>
+        </w:tc>
+        <w:tc>
+          <w:tcPr>
+            <w:tcW w:w="1803" w:type="dxa"/>
+          </w:tcPr>
+          <w:p>
+            <w:pPr>
+              <w:rPr>
+                <w:rFonts w:ascii="Arial" w:hAnsi="Arial" w:cs="Arial"/>
+              </w:rPr>
+            </w:pPr>
+            <w:r>
+              <w:t>POST /venues</w:t>
+            </w:r>
+          </w:p>
+        </w:tc>
+        <w:tc>
+          <w:tcPr>
+            <w:tcW w:w="1803" w:type="dxa"/>
+          </w:tcPr>
+          <w:p>
+            <w:pPr>
+              <w:rPr>
+                <w:rFonts w:ascii="Arial" w:hAnsi="Arial" w:cs="Arial"/>
+              </w:rPr>
+            </w:pPr>
+            <w:r>
+              <w:t>422; validation error</w:t>
+            </w:r>
+          </w:p>
+        </w:tc>
+        <w:tc>
+          <w:tcPr>
+            <w:tcW w:w="1804" w:type="dxa"/>
+          </w:tcPr>
+          <w:p>
+            <w:pPr>
+              <w:rPr>
+                <w:rFonts w:ascii="Arial" w:hAnsi="Arial" w:cs="Arial"/>
+              </w:rPr>
+            </w:pPr>
+            <w:r>
+              <w:t>Passed</w:t>
+            </w:r>
+          </w:p>
+        </w:tc>
+      </w:tr>
+      <w:tr>
+        <w:tc>
+          <w:tcPr>
+            <w:tcW w:w="562" w:type="dxa"/>
+          </w:tcPr>
+          <w:p>
+            <w:pPr>
+              <w:rPr>
+                <w:rFonts w:ascii="Arial" w:hAnsi="Arial" w:cs="Arial"/>
+              </w:rPr>
+            </w:pPr>
+            <w:r>
+              <w:rPr>
+                <w:rFonts w:ascii="Arial" w:hAnsi="Arial" w:cs="Arial"/>
+              </w:rPr>
+              <w:lastRenderedPageBreak/>
+              <w:t>10</w:t>
+            </w:r>
+          </w:p>
+        </w:tc>
+        <w:tc>
+          <w:tcPr>
+            <w:tcW w:w="3044" w:type="dxa"/>
+          </w:tcPr>
+          <w:p>
+            <w:pPr>
+              <w:rPr>
+                <w:rFonts w:ascii="Arial" w:hAnsi="Arial" w:cs="Arial"/>
+              </w:rPr>
+            </w:pPr>
+            <w:r>
+              <w:t>Delete venue linked to events</w:t>
+            </w:r>
+          </w:p>
+        </w:tc>
+        <w:tc>
+          <w:tcPr>
+            <w:tcW w:w="1803" w:type="dxa"/>
+          </w:tcPr>
+          <w:p>
+            <w:pPr>
+              <w:rPr>
+                <w:rFonts w:ascii="Arial" w:hAnsi="Arial" w:cs="Arial"/>
+              </w:rPr>
+            </w:pPr>
+            <w:r>
+              <w:t>DELETE /venues/1</w:t>
+            </w:r>
+          </w:p>
+        </w:tc>
+        <w:tc>
+          <w:tcPr>
+            <w:tcW w:w="1803" w:type="dxa"/>
+          </w:tcPr>
+          <w:p>
+            <w:pPr>
+              <w:rPr>
+                <w:rFonts w:ascii="Arial" w:hAnsi="Arial" w:cs="Arial"/>
+              </w:rPr>
+            </w:pPr>
+            <w:r>
+              <w:t>409; deletion blocked</w:t>
+            </w:r>
+          </w:p>
+        </w:tc>
+        <w:tc>
+          <w:tcPr>
+            <w:tcW w:w="1804" w:type="dxa"/>
+          </w:tcPr>
+          <w:p>
+            <w:pPr>
+              <w:rPr>
+                <w:rFonts w:ascii="Arial" w:hAnsi="Arial" w:cs="Arial"/>
+              </w:rPr>
+            </w:pPr>
+            <w:r>
+              <w:t>Passed</w:t>
+            </w:r>
+          </w:p>
+        </w:tc>
+      </w:tr>
+      <w:tr>
+        <w:tc>
+          <w:tcPr>
+            <w:tcW w:w="562" w:type="dxa"/>
+          </w:tcPr>
+          <w:p>
+            <w:pPr>
+              <w:rPr>
+                <w:rFonts w:ascii="Arial" w:hAnsi="Arial" w:cs="Arial"/>
+              </w:rPr>
+            </w:pPr>
+            <w:r>
+              <w:rPr>
+                <w:rFonts w:ascii="Arial" w:hAnsi="Arial" w:cs="Arial"/>
+              </w:rPr>
+              <w:t>11</w:t>
+            </w:r>
+          </w:p>
+        </w:tc>
+        <w:tc>
+          <w:tcPr>
+            <w:tcW w:w="3044" w:type="dxa"/>
+          </w:tcPr>
+          <w:p>
+            <w:pPr>
+              <w:rPr>
+                <w:rFonts w:ascii="Arial" w:hAnsi="Arial" w:cs="Arial"/>
+              </w:rPr>
+            </w:pPr>
+            <w:r>
+              <w:t>Check free time slot</w:t>
+            </w:r>
+          </w:p>
+        </w:tc>
+        <w:tc>
+          <w:tcPr>
+            <w:tcW w:w="1803" w:type="dxa"/>
+          </w:tcPr>
+          <w:p>
+            <w:pPr>
+              <w:rPr>
+                <w:rFonts w:ascii="Arial" w:hAnsi="Arial" w:cs="Arial"/>
+              </w:rPr>
+            </w:pPr>
+            <w:r>
+              <w:t>GET /venues/2/availability</w:t>
+            </w:r>
+          </w:p>
+        </w:tc>
+        <w:tc>
+          <w:tcPr>
+            <w:tcW w:w="1803" w:type="dxa"/>
+          </w:tcPr>
+          <w:p>
+            <w:pPr>
+              <w:rPr>
+                <w:rFonts w:ascii="Arial" w:hAnsi="Arial" w:cs="Arial"/>
+              </w:rPr>
+            </w:pPr>
+            <w:r>
+              <w:t>200; available is true</w:t>
+            </w:r>
+          </w:p>
+        </w:tc>
+        <w:tc>
+          <w:tcPr>
+            <w:tcW w:w="1804" w:type="dxa"/>
+          </w:tcPr>
+          <w:p>
+            <w:pPr>
+              <w:rPr>
+                <w:rFonts w:ascii="Arial" w:hAnsi="Arial" w:cs="Arial"/>
+              </w:rPr>
+            </w:pPr>
+            <w:r>
+              <w:t>Passed</w:t>
+            </w:r>
+          </w:p>
+        </w:tc>
+      </w:tr>
+      <w:tr>
+        <w:tc>
+          <w:tcPr>
+            <w:tcW w:w="562" w:type="dxa"/>
+          </w:tcPr>
+          <w:p>
+            <w:pPr>
+              <w:rPr>
+                <w:rFonts w:ascii="Arial" w:hAnsi="Arial" w:cs="Arial"/>
+              </w:rPr>
+            </w:pPr>
+            <w:r>
+              <w:rPr>
+                <w:rFonts w:ascii="Arial" w:hAnsi="Arial" w:cs="Arial"/>
+              </w:rPr>
+              <w:t>12</w:t>
+            </w:r>
+          </w:p>
+        </w:tc>
+        <w:tc>
+          <w:tcPr>
+            <w:tcW w:w="3044" w:type="dxa"/>
+          </w:tcPr>
+          <w:p>
+            <w:pPr>
+              <w:rPr>
+                <w:rFonts w:ascii="Arial" w:hAnsi="Arial" w:cs="Arial"/>
+              </w:rPr>
+            </w:pPr>
+            <w:r>
+              <w:t>Check overlapping time slot</w:t>
+            </w:r>
+          </w:p>
+        </w:tc>
+        <w:tc>
+          <w:tcPr>
+            <w:tcW w:w="1803" w:type="dxa"/>
+          </w:tcPr>
+          <w:p>
+            <w:pPr>
+              <w:rPr>
+                <w:rFonts w:ascii="Arial" w:hAnsi="Arial" w:cs="Arial"/>
+              </w:rPr>
+            </w:pPr>
+            <w:r>
+              <w:t>GET /venues/2/availability</w:t>
+            </w:r>
+          </w:p>
+        </w:tc>
+        <w:tc>
+          <w:tcPr>
+            <w:tcW w:w="1803" w:type="dxa"/>
+          </w:tcPr>
+          <w:p>
+            <w:pPr>
+              <w:rPr>
+                <w:rFonts w:ascii="Arial" w:hAnsi="Arial" w:cs="Arial"/>
+              </w:rPr>
+            </w:pPr>
+            <w:r>
+              <w:t>200; available is false; conflicting event returned</w:t>
+            </w:r>
+          </w:p>
+        </w:tc>
+        <w:tc>
+          <w:tcPr>
+            <w:tcW w:w="1804" w:type="dxa"/>
+          </w:tcPr>
+          <w:p>
+            <w:pPr>
+              <w:rPr>
+                <w:rFonts w:ascii="Arial" w:hAnsi="Arial" w:cs="Arial"/>
+              </w:rPr>
+            </w:pPr>
+            <w:r>
+              <w:t>Passed</w:t>
+            </w:r>
+          </w:p>
+        </w:tc>
+      </w:tr>
+      <w:tr>
+        <w:tc>
+          <w:tcPr>
+            <w:tcW w:w="562" w:type="dxa"/>
+          </w:tcPr>
+          <w:p>
+            <w:pPr>
+              <w:rPr>
+                <w:rFonts w:ascii="Arial" w:hAnsi="Arial" w:cs="Arial"/>
+              </w:rPr>
+            </w:pPr>
+            <w:r>
+              <w:rPr>
+                <w:rFonts w:ascii="Arial" w:hAnsi="Arial" w:cs="Arial"/>
+              </w:rPr>
+              <w:t>13</w:t>
+            </w:r>
+          </w:p>
+        </w:tc>
+        <w:tc>
+          <w:tcPr>
+            <w:tcW w:w="3044" w:type="dxa"/>
+          </w:tcPr>
+          <w:p>
+            <w:pPr>
+              <w:rPr>
+                <w:rFonts w:ascii="Arial" w:hAnsi="Arial" w:cs="Arial"/>
+              </w:rPr>
+            </w:pPr>
+            <w:r>
+              <w:t>Check maintenance venue</w:t>
+            </w:r>
+          </w:p>
+        </w:tc>
+        <w:tc>
+          <w:tcPr>
+            <w:tcW w:w="1803" w:type="dxa"/>
+          </w:tcPr>
+          <w:p>
+            <w:pPr>
+              <w:rPr>
+                <w:rFonts w:ascii="Arial" w:hAnsi="Arial" w:cs="Arial"/>
+              </w:rPr>
+            </w:pPr>
+            <w:r>
+              <w:t>GET /venues/5/availability</w:t>
+            </w:r>
+          </w:p>
+        </w:tc>
+        <w:tc>
+          <w:tcPr>
+            <w:tcW w:w="1803" w:type="dxa"/>
+          </w:tcPr>
+          <w:p>
+            <w:pPr>
+              <w:rPr>
+                <w:rFonts w:ascii="Arial" w:hAnsi="Arial" w:cs="Arial"/>
+              </w:rPr>
+            </w:pPr>
+            <w:r>
+              <w:t>200; available is false</w:t>
+            </w:r>
+          </w:p>
+        </w:tc>
+        <w:tc>
+          <w:tcPr>
+            <w:tcW w:w="1804" w:type="dxa"/>
+          </w:tcPr>
+          <w:p>
+            <w:pPr>
+              <w:rPr>
+                <w:rFonts w:ascii="Arial" w:hAnsi="Arial" w:cs="Arial"/>
+              </w:rPr>
+            </w:pPr>
+            <w:r>
+              <w:t>Passed</w:t>
+            </w:r>
+          </w:p>
+        </w:tc>
+      </w:tr>
+      <w:tr>
+        <w:tc>
+          <w:tcPr>
+            <w:tcW w:w="562" w:type="dxa"/>
+          </w:tcPr>
+          <w:p>
+            <w:pPr>
+              <w:rPr>
+                <w:rFonts w:ascii="Arial" w:hAnsi="Arial" w:cs="Arial"/>
+              </w:rPr>
+            </w:pPr>
+            <w:r>
+              <w:rPr>
+                <w:rFonts w:ascii="Arial" w:hAnsi="Arial" w:cs="Arial"/>
+              </w:rPr>
+              <w:t>14</w:t>
+            </w:r>
+          </w:p>
+        </w:tc>
+        <w:tc>
+          <w:tcPr>
+            <w:tcW w:w="3044" w:type="dxa"/>
+          </w:tcPr>
+          <w:p>
+            <w:pPr>
+              <w:rPr>
+                <w:rFonts w:ascii="Arial" w:hAnsi="Arial" w:cs="Arial"/>
+              </w:rPr>
+            </w:pPr>
+            <w:r>
+              <w:t>Customer login</w:t>
+            </w:r>
+          </w:p>
+        </w:tc>
+        <w:tc>
+          <w:tcPr>
+            <w:tcW w:w="1803" w:type="dxa"/>
+          </w:tcPr>
+          <w:p>
+            <w:pPr>
+              <w:rPr>
+                <w:rFonts w:ascii="Arial" w:hAnsi="Arial" w:cs="Arial"/>
+              </w:rPr>
+            </w:pPr>
+            <w:r>
+              <w:t>POST /auth/login</w:t>
+            </w:r>
+          </w:p>
+        </w:tc>
+        <w:tc>
+          <w:tcPr>
+            <w:tcW w:w="1803" w:type="dxa"/>
+          </w:tcPr>
+          <w:p>
+            <w:pPr>
+              <w:rPr>
+                <w:rFonts w:ascii="Arial" w:hAnsi="Arial" w:cs="Arial"/>
+              </w:rPr>
+            </w:pPr>
+            <w:r>
+              <w:t>200; customer JWT returned</w:t>
+            </w:r>
+          </w:p>
+        </w:tc>
+        <w:tc>
+          <w:tcPr>
+            <w:tcW w:w="1804" w:type="dxa"/>
+          </w:tcPr>
+          <w:p>
+            <w:pPr>
+              <w:rPr>
+                <w:rFonts w:ascii="Arial" w:hAnsi="Arial" w:cs="Arial"/>
+              </w:rPr>
+            </w:pPr>
+            <w:r>
+              <w:t>Passed</w:t>
+            </w:r>
+          </w:p>
+        </w:tc>
+      </w:tr>
+      <w:tr>
+        <w:tc>
+          <w:tcPr>
+            <w:tcW w:w="562" w:type="dxa"/>
+          </w:tcPr>
+          <w:p>
+            <w:pPr>
+              <w:rPr>
+                <w:rFonts w:ascii="Arial" w:hAnsi="Arial" w:cs="Arial"/>
+              </w:rPr>
+            </w:pPr>
+            <w:r>
+              <w:rPr>
+                <w:rFonts w:ascii="Arial" w:hAnsi="Arial" w:cs="Arial"/>
+              </w:rPr>
+              <w:t>15</w:t>
+            </w:r>
+          </w:p>
+        </w:tc>
+        <w:tc>
+          <w:tcPr>
+            <w:tcW w:w="3044" w:type="dxa"/>
+          </w:tcPr>
+          <w:p>
+            <w:pPr>
+              <w:rPr>
+                <w:rFonts w:ascii="Arial" w:hAnsi="Arial" w:cs="Arial"/>
+              </w:rPr>
+            </w:pPr>
+            <w:r>
+              <w:t>Customer attempts to create venue</w:t>
+            </w:r>
+          </w:p>
+        </w:tc>
+        <w:tc>
+          <w:tcPr>
+            <w:tcW w:w="1803" w:type="dxa"/>
+          </w:tcPr>
+          <w:p>
+            <w:pPr>
+              <w:rPr>
+                <w:rFonts w:ascii="Arial" w:hAnsi="Arial" w:cs="Arial"/>
+              </w:rPr>
+            </w:pPr>
+            <w:r>
+              <w:t>POST /venues</w:t>
+            </w:r>
+          </w:p>
+        </w:tc>
+        <w:tc>
+          <w:tcPr>
+            <w:tcW w:w="1803" w:type="dxa"/>
+          </w:tcPr>
+          <w:p>
+            <w:pPr>
+              <w:rPr>
+                <w:rFonts w:ascii="Arial" w:hAnsi="Arial" w:cs="Arial"/>
+              </w:rPr>
+            </w:pPr>
+            <w:r>
+              <w:t>403; access denied</w:t>
+            </w:r>
+          </w:p>
+        </w:tc>
+        <w:tc>
+          <w:tcPr>
+            <w:tcW w:w="1804" w:type="dxa"/>
+          </w:tcPr>
+          <w:p>
+            <w:pPr>
+              <w:rPr>
+                <w:rFonts w:ascii="Arial" w:hAnsi="Arial" w:cs="Arial"/>
+              </w:rPr>
+            </w:pPr>
+            <w:r>
+              <w:t>Passed</w:t>
+            </w:r>
+          </w:p>
+        </w:tc>
+      </w:tr>
+      <w:tr>
+        <w:tc>
+          <w:tcPr>
+            <w:tcW w:w="562" w:type="dxa"/>
+          </w:tcPr>
+          <w:p>
+            <w:pPr>
+              <w:rPr>
+                <w:rFonts w:ascii="Arial" w:hAnsi="Arial" w:cs="Arial"/>
+              </w:rPr>
+            </w:pPr>
+            <w:r>
+              <w:rPr>
+                <w:rFonts w:ascii="Arial" w:hAnsi="Arial" w:cs="Arial"/>
+              </w:rPr>
+              <w:t>16</w:t>
+            </w:r>
+          </w:p>
+        </w:tc>
+        <w:tc>
+          <w:tcPr>
+            <w:tcW w:w="3044" w:type="dxa"/>
+          </w:tcPr>
+          <w:p>
+            <w:pPr>
+              <w:rPr>
+                <w:rFonts w:ascii="Arial" w:hAnsi="Arial" w:cs="Arial"/>
+              </w:rPr>
+            </w:pPr>
+            <w:r>
+              <w:t>Submit invalid venue ID</w:t>
+            </w:r>
+          </w:p>
+        </w:tc>
+        <w:tc>
+          <w:tcPr>
+            <w:tcW w:w="1803" w:type="dxa"/>
+          </w:tcPr>
+          <w:p>
+            <w:pPr>
+              <w:rPr>
+                <w:rFonts w:ascii="Arial" w:hAnsi="Arial" w:cs="Arial"/>
+              </w:rPr>
+            </w:pPr>
+            <w:r>
+              <w:t>GET /venues/</w:t>
+            </w:r>
+            <w:proofErr w:type="spellStart"/>
+            <w:r>
+              <w:t>abc</w:t>
+            </w:r>
+            <w:proofErr w:type="spellEnd"/>
+          </w:p>
+        </w:tc>
+        <w:tc>
+          <w:tcPr>
+            <w:tcW w:w="1803" w:type="dxa"/>
+          </w:tcPr>
+          <w:p>
+            <w:pPr>
+              <w:rPr>
+                <w:rFonts w:ascii="Arial" w:hAnsi="Arial" w:cs="Arial"/>
+              </w:rPr>
+            </w:pPr>
+            <w:r>
+              <w:t>400; invalid ID message</w:t>
+            </w:r>
+          </w:p>
+        </w:tc>
+        <w:tc>
+          <w:tcPr>
+            <w:tcW w:w="1804" w:type="dxa"/>
+          </w:tcPr>
+          <w:p>
+            <w:pPr>
+              <w:rPr>
+                <w:rFonts w:ascii="Arial" w:hAnsi="Arial" w:cs="Arial"/>
+              </w:rPr>
+            </w:pPr>
+            <w:r>
+              <w:t>Passed</w:t>
+            </w:r>
+          </w:p>
+        </w:tc>
+      </w:tr>
+    </w:tbl>
+    <w:p>
+      <w:pPr>
+        <w:rPr>
+          <w:rFonts w:ascii="Arial" w:hAnsi="Arial" w:cs="Arial"/>
+        </w:rPr>
+      </w:pPr>
+    </w:p>
+    <w:p>
+      <w:pPr>
+        <w:spacing w:line="360" w:lineRule="auto"/>
+        <w:jc w:val="both"/>
+        <w:rPr>
+          <w:rFonts w:ascii="Arial" w:hAnsi="Arial" w:cs="Arial"/>
+        </w:rPr>
+      </w:pPr>
+      <w:r>
+        <w:rPr>
+          <w:rFonts w:ascii="Arial" w:hAnsi="Arial" w:cs="Arial"/>
+        </w:rPr>
+        <w:t>For availability tests, the date was 14 November 2026. Venue 2 was available between 09:00 and 10:00, while 19:00 to 20:00 overlapped with Muar Music Fest 2026. Venue 5 was unavailable because its status was maintenance.</w:t>
+      </w:r>
+    </w:p>
+    <w:p>
+      <w:pPr>
+        <w:spacing w:line="360" w:lineRule="auto"/>
+        <w:jc w:val="both"/>
+        <w:rPr>
+          <w:rFonts w:ascii="Arial" w:hAnsi="Arial" w:cs="Arial"/>
+        </w:rPr>
+      </w:pPr>
+      <w:r>
+        <w:rPr>
+          <w:rFonts w:ascii="Arial" w:hAnsi="Arial" w:cs="Arial"/>
+        </w:rPr>
+        <w:t>Error responses were expected outcomes in the negative tests. A test passed when the API returned the appropriate response.</w:t>
+      </w:r>
+    </w:p>
+    <w:p>
+      <w:pPr>
+        <w:spacing w:line="360" w:lineRule="auto"/>
+        <w:jc w:val="both"/>
+        <w:rPr>
+          <w:rFonts w:ascii="Arial" w:hAnsi="Arial" w:cs="Arial"/>
+        </w:rPr>
+      </w:pPr>
+    </w:p>
+    <w:p>
+      <w:pPr>
+        <w:rPr>
+          <w:rFonts w:ascii="Arial" w:hAnsi="Arial" w:cs="Arial"/>
+          <w:b/>
+          <w:bCs/>
+        </w:rPr>
+      </w:pPr>
+      <w:r>
+        <w:rPr>
+          <w:rFonts w:ascii="Arial" w:hAnsi="Arial" w:cs="Arial"/>
+          <w:b/>
+          <w:bCs/>
+        </w:rPr>
+        <w:br w:type="page"/>
+      </w:r>
+    </w:p>
+    <w:p>
+      <w:pPr>
+        <w:spacing w:line="360" w:lineRule="auto"/>
+        <w:jc w:val="both"/>
+        <w:rPr>
+          <w:rFonts w:ascii="Arial" w:hAnsi="Arial" w:cs="Arial"/>
+          <w:b/>
+          <w:bCs/>
+        </w:rPr>
+      </w:pPr>
+      <w:r>
+        <w:rPr>
+          <w:rFonts w:ascii="Arial" w:hAnsi="Arial" w:cs="Arial"/>
+          <w:b/>
+          <w:bCs/>
+        </w:rPr>
+        <w:lastRenderedPageBreak/>
+        <w:t>4.3 Testing Evidence</w:t>
+      </w:r>
+    </w:p>
+    <w:p>
+      <w:pPr>
+        <w:spacing w:line="360" w:lineRule="auto"/>
+        <w:jc w:val="both"/>
+        <w:rPr>
+          <w:rFonts w:ascii="Arial" w:hAnsi="Arial" w:cs="Arial"/>
+        </w:rPr>
+      </w:pPr>
+      <w:r>
+        <w:rPr>
+          <w:rFonts w:ascii="Arial" w:hAnsi="Arial" w:cs="Arial"/>
+        </w:rPr>
+        <w:t>The following Postman screenshots show successful requests and expected error responses. Each screenshot includes the HTTP method, request URL, response status and JSON response.</w:t>
+      </w:r>
+    </w:p>
+    <w:p>
+      <w:pPr>
+        <w:spacing w:line="360" w:lineRule="auto"/>
+        <w:jc w:val="both"/>
+        <w:rPr>
+          <w:rFonts w:ascii="Arial" w:hAnsi="Arial" w:cs="Arial"/>
+        </w:rPr>
+      </w:pPr>
+      <w:r>
+        <w:rPr>
+          <w:rFonts w:ascii="Arial" w:hAnsi="Arial" w:cs="Arial"/>
+        </w:rPr>
+        <w:drawing>
+          <wp:inline distT="0" distB="0" distL="0" distR="0" wp14:anchorId="5E123D5A" wp14:editId="16FC4A04">
+            <wp:extent cx="5731510" cy="3608070"/>
+            <wp:effectExtent l="0" t="0" r="2540" b="0"/>
+            <wp:docPr id="1" name="Picture 1"/>
+            <wp:cNvGraphicFramePr>
+              <a:graphicFrameLocks xmlns:a="http://schemas.openxmlformats.org/drawingml/2006/main" noChangeAspect="1"/>
+            </wp:cNvGraphicFramePr>
+            <a:graphic xmlns:a="http://schemas.openxmlformats.org/drawingml/2006/main">
+              <a:graphicData uri="http://schemas.openxmlformats.org/drawingml/2006/picture">
+                <pic:pic xmlns:pic="http://schemas.openxmlformats.org/drawingml/2006/picture">
+                  <pic:nvPicPr>
+                    <pic:cNvPr id="1" name=""/>
+                    <pic:cNvPicPr/>
+                  </pic:nvPicPr>
+                  <pic:blipFill>
+                    <a:blip r:embed="rId5"/>
+                    <a:stretch>
+                      <a:fillRect/>
+                    </a:stretch>
+                  </pic:blipFill>
+                  <pic:spPr>
+                    <a:xfrm>
+                      <a:off x="0" y="0"/>
+                      <a:ext cx="5731510" cy="3608070"/>
+                    </a:xfrm>
+                    <a:prstGeom prst="rect">
+                      <a:avLst/>
+                    </a:prstGeom>
+                  </pic:spPr>
+                </pic:pic>
+              </a:graphicData>
+            </a:graphic>
+          </wp:inline>
+        </w:drawing>
+      </w:r>
+      <w:r>
+        <w:rPr>
+          <w:rFonts w:ascii="Arial" w:hAnsi="Arial" w:cs="Arial"/>
+        </w:rPr>
+        <w:drawing>
+          <wp:inline distT="0" distB="0" distL="0" distR="0" wp14:anchorId="37F3115F" wp14:editId="08CE5076">
+            <wp:extent cx="5731510" cy="1921510"/>
+            <wp:effectExtent l="0" t="0" r="2540" b="2540"/>
+            <wp:docPr id="2" name="Picture 2"/>
+            <wp:cNvGraphicFramePr>
+              <a:graphicFrameLocks xmlns:a="http://schemas.openxmlformats.org/drawingml/2006/main" noChangeAspect="1"/>
+            </wp:cNvGraphicFramePr>
+            <a:graphic xmlns:a="http://schemas.openxmlformats.org/drawingml/2006/main">
+              <a:graphicData uri="http://schemas.openxmlformats.org/drawingml/2006/picture">
+                <pic:pic xmlns:pic="http://schemas.openxmlformats.org/drawingml/2006/picture">
+                  <pic:nvPicPr>
+                    <pic:cNvPr id="1" name=""/>
+                    <pic:cNvPicPr/>
+                  </pic:nvPicPr>
+                  <pic:blipFill>
+                    <a:blip r:embed="rId6"/>
+                    <a:stretch>
+                      <a:fillRect/>
+                    </a:stretch>
+                  </pic:blipFill>
+                  <pic:spPr>
+                    <a:xfrm>
+                      <a:off x="0" y="0"/>
+                      <a:ext cx="5731510" cy="1921510"/>
+                    </a:xfrm>
+                    <a:prstGeom prst="rect">
+                      <a:avLst/>
+                    </a:prstGeom>
+                  </pic:spPr>
+                </pic:pic>
+              </a:graphicData>
+            </a:graphic>
+          </wp:inline>
+        </w:drawing>
+      </w:r>
+      <w:r>
+        <w:rPr>
+          <w:rFonts w:ascii="Arial" w:hAnsi="Arial" w:cs="Arial"/>
+        </w:rPr>
+        <w:drawing>
+          <wp:inline distT="0" distB="0" distL="0" distR="0" wp14:anchorId="225F81EB" wp14:editId="32EB0A82">
+            <wp:extent cx="5731510" cy="1221740"/>
+            <wp:effectExtent l="0" t="0" r="2540" b="0"/>
+            <wp:docPr id="3" name="Picture 3"/>
+            <wp:cNvGraphicFramePr>
+              <a:graphicFrameLocks xmlns:a="http://schemas.openxmlformats.org/drawingml/2006/main" noChangeAspect="1"/>
+            </wp:cNvGraphicFramePr>
+            <a:graphic xmlns:a="http://schemas.openxmlformats.org/drawingml/2006/main">
+              <a:graphicData uri="http://schemas.openxmlformats.org/drawingml/2006/picture">
+                <pic:pic xmlns:pic="http://schemas.openxmlformats.org/drawingml/2006/picture">
+                  <pic:nvPicPr>
+                    <pic:cNvPr id="1" name=""/>
+                    <pic:cNvPicPr/>
+                  </pic:nvPicPr>
+                  <pic:blipFill>
+                    <a:blip r:embed="rId7"/>
+                    <a:stretch>
+                      <a:fillRect/>
+                    </a:stretch>
+                  </pic:blipFill>
+                  <pic:spPr>
+                    <a:xfrm>
+                      <a:off x="0" y="0"/>
+                      <a:ext cx="5731510" cy="1221740"/>
+                    </a:xfrm>
+                    <a:prstGeom prst="rect">
+                      <a:avLst/>
+                    </a:prstGeom>
+                  </pic:spPr>
+                </pic:pic>
+              </a:graphicData>
+            </a:graphic>
+          </wp:inline>
+        </w:drawing>
+      </w:r>
+    </w:p>
+    <w:p>
+      <w:pPr>
+        <w:spacing w:line="360" w:lineRule="auto"/>
+        <w:jc w:val="center"/>
+        <w:rPr>
+          <w:rFonts w:ascii="Arial" w:hAnsi="Arial" w:cs="Arial"/>
+        </w:rPr>
+      </w:pPr>
+      <w:r>
+        <w:rPr>
+          <w:rFonts w:ascii="Arial" w:hAnsi="Arial" w:cs="Arial"/>
+          <w:b/>
+          <w:bCs/>
+        </w:rPr>
+        <w:t>Figure 4.1</w:t>
+      </w:r>
+      <w:r>
+        <w:rPr>
+          <w:rFonts w:ascii="Arial" w:hAnsi="Arial" w:cs="Arial"/>
+        </w:rPr>
+        <w:t>: Successful retrieval of the venue list (200 OK).</w:t>
+      </w:r>
+    </w:p>
+    <w:p>
+      <w:pPr>
+        <w:rPr>
+          <w:rFonts w:ascii="Arial" w:hAnsi="Arial" w:cs="Arial"/>
+        </w:rPr>
+      </w:pPr>
+      <w:r>
+        <w:rPr>
+          <w:rFonts w:ascii="Arial" w:hAnsi="Arial" w:cs="Arial"/>
+        </w:rPr>
+        <w:br w:type="page"/>
+      </w:r>
+    </w:p>
+    <w:p>
+      <w:pPr>
+        <w:spacing w:line="360" w:lineRule="auto"/>
+        <w:jc w:val="center"/>
+        <w:rPr>
+          <w:rFonts w:ascii="Arial" w:hAnsi="Arial" w:cs="Arial"/>
+        </w:rPr>
+      </w:pPr>
+      <w:r>
+        <w:rPr>
+          <w:rFonts w:ascii="Arial" w:hAnsi="Arial" w:cs="Arial"/>
+        </w:rPr>
+        <w:lastRenderedPageBreak/>
+        <w:drawing>
+          <wp:inline distT="0" distB="0" distL="0" distR="0" wp14:anchorId="67315CC6" wp14:editId="101B4205">
+            <wp:extent cx="5731510" cy="3158490"/>
+            <wp:effectExtent l="0" t="0" r="2540" b="3810"/>
+            <wp:docPr id="4" name="Picture 4"/>
+            <wp:cNvGraphicFramePr>
+              <a:graphicFrameLocks xmlns:a="http://schemas.openxmlformats.org/drawingml/2006/main" noChangeAspect="1"/>
+            </wp:cNvGraphicFramePr>
+            <a:graphic xmlns:a="http://schemas.openxmlformats.org/drawingml/2006/main">
+              <a:graphicData uri="http://schemas.openxmlformats.org/drawingml/2006/picture">
+                <pic:pic xmlns:pic="http://schemas.openxmlformats.org/drawingml/2006/picture">
+                  <pic:nvPicPr>
+                    <pic:cNvPr id="1" name=""/>
+                    <pic:cNvPicPr/>
+                  </pic:nvPicPr>
+                  <pic:blipFill>
+                    <a:blip r:embed="rId8"/>
+                    <a:stretch>
+                      <a:fillRect/>
+                    </a:stretch>
+                  </pic:blipFill>
+                  <pic:spPr>
+                    <a:xfrm>
+                      <a:off x="0" y="0"/>
+                      <a:ext cx="5731510" cy="3158490"/>
+                    </a:xfrm>
+                    <a:prstGeom prst="rect">
+                      <a:avLst/>
+                    </a:prstGeom>
+                  </pic:spPr>
+                </pic:pic>
+              </a:graphicData>
+            </a:graphic>
+          </wp:inline>
+        </w:drawing>
+      </w:r>
+    </w:p>
+    <w:p>
+      <w:pPr>
+        <w:spacing w:line="360" w:lineRule="auto"/>
+        <w:jc w:val="center"/>
+        <w:rPr>
+          <w:rFonts w:ascii="Arial" w:hAnsi="Arial" w:cs="Arial"/>
+        </w:rPr>
+      </w:pPr>
+      <w:r>
+        <w:rPr>
+          <w:rFonts w:ascii="Arial" w:hAnsi="Arial" w:cs="Arial"/>
+          <w:b/>
+          <w:bCs/>
+        </w:rPr>
+        <w:t>Figure 4.2:</w:t>
+      </w:r>
+      <w:r>
+        <w:rPr>
+          <w:rFonts w:ascii="Arial" w:hAnsi="Arial" w:cs="Arial"/>
+        </w:rPr>
+        <w:t xml:space="preserve"> Successful creation of a venue (201 Created).</w:t>
+      </w:r>
+    </w:p>
+    <w:p>
+      <w:pPr>
+        <w:spacing w:line="360" w:lineRule="auto"/>
+        <w:jc w:val="center"/>
+        <w:rPr>
+          <w:rFonts w:ascii="Arial" w:hAnsi="Arial" w:cs="Arial"/>
+        </w:rPr>
+      </w:pPr>
+      <w:r>
+        <w:rPr>
+          <w:rFonts w:ascii="Arial" w:hAnsi="Arial" w:cs="Arial"/>
+        </w:rPr>
+        <w:drawing>
+          <wp:inline distT="0" distB="0" distL="0" distR="0" wp14:anchorId="6D8E2A09" wp14:editId="45F4F349">
+            <wp:extent cx="5731510" cy="3305175"/>
+            <wp:effectExtent l="0" t="0" r="2540" b="9525"/>
+            <wp:docPr id="5" name="Picture 5"/>
+            <wp:cNvGraphicFramePr>
+              <a:graphicFrameLocks xmlns:a="http://schemas.openxmlformats.org/drawingml/2006/main" noChangeAspect="1"/>
+            </wp:cNvGraphicFramePr>
+            <a:graphic xmlns:a="http://schemas.openxmlformats.org/drawingml/2006/main">
+              <a:graphicData uri="http://schemas.openxmlformats.org/drawingml/2006/picture">
+                <pic:pic xmlns:pic="http://schemas.openxmlformats.org/drawingml/2006/picture">
+                  <pic:nvPicPr>
+                    <pic:cNvPr id="1" name=""/>
+                    <pic:cNvPicPr/>
+                  </pic:nvPicPr>
+                  <pic:blipFill>
+                    <a:blip r:embed="rId9"/>
+                    <a:stretch>
+                      <a:fillRect/>
+                    </a:stretch>
+                  </pic:blipFill>
+                  <pic:spPr>
+                    <a:xfrm>
+                      <a:off x="0" y="0"/>
+                      <a:ext cx="5731510" cy="3305175"/>
+                    </a:xfrm>
+                    <a:prstGeom prst="rect">
+                      <a:avLst/>
+                    </a:prstGeom>
+                  </pic:spPr>
+                </pic:pic>
+              </a:graphicData>
+            </a:graphic>
+          </wp:inline>
+        </w:drawing>
+      </w:r>
+    </w:p>
+    <w:p>
+      <w:pPr>
+        <w:spacing w:line="360" w:lineRule="auto"/>
+        <w:jc w:val="center"/>
+        <w:rPr>
+          <w:rFonts w:ascii="Arial" w:hAnsi="Arial" w:cs="Arial"/>
+        </w:rPr>
+      </w:pPr>
+      <w:r>
+        <w:rPr>
+          <w:rFonts w:ascii="Arial" w:hAnsi="Arial" w:cs="Arial"/>
+          <w:b/>
+          <w:bCs/>
+        </w:rPr>
+        <w:t>Figure 4.3:</w:t>
+      </w:r>
+      <w:r>
+        <w:rPr>
+          <w:rFonts w:ascii="Arial" w:hAnsi="Arial" w:cs="Arial"/>
+        </w:rPr>
+        <w:t xml:space="preserve"> Successful update of venue details (200 OK).</w:t>
+      </w:r>
+    </w:p>
+    <w:p>
+      <w:pPr>
+        <w:spacing w:line="360" w:lineRule="auto"/>
+        <w:jc w:val="center"/>
+        <w:rPr>
+          <w:rFonts w:ascii="Arial" w:hAnsi="Arial" w:cs="Arial"/>
+        </w:rPr>
+      </w:pPr>
+      <w:r>
+        <w:rPr>
+          <w:rFonts w:ascii="Arial" w:hAnsi="Arial" w:cs="Arial"/>
+        </w:rPr>
+        <w:lastRenderedPageBreak/>
+        <w:drawing>
+          <wp:inline distT="0" distB="0" distL="0" distR="0" wp14:anchorId="36C70F29" wp14:editId="309E9DEA">
+            <wp:extent cx="5731510" cy="3014980"/>
+            <wp:effectExtent l="0" t="0" r="2540" b="0"/>
+            <wp:docPr id="6" name="Picture 6"/>
+            <wp:cNvGraphicFramePr>
+              <a:graphicFrameLocks xmlns:a="http://schemas.openxmlformats.org/drawingml/2006/main" noChangeAspect="1"/>
+            </wp:cNvGraphicFramePr>
+            <a:graphic xmlns:a="http://schemas.openxmlformats.org/drawingml/2006/main">
+              <a:graphicData uri="http://schemas.openxmlformats.org/drawingml/2006/picture">
+                <pic:pic xmlns:pic="http://schemas.openxmlformats.org/drawingml/2006/picture">
+                  <pic:nvPicPr>
+                    <pic:cNvPr id="1" name=""/>
+                    <pic:cNvPicPr/>
+                  </pic:nvPicPr>
+                  <pic:blipFill>
+                    <a:blip r:embed="rId10"/>
+                    <a:stretch>
+                      <a:fillRect/>
+                    </a:stretch>
+                  </pic:blipFill>
+                  <pic:spPr>
+                    <a:xfrm>
+                      <a:off x="0" y="0"/>
+                      <a:ext cx="5731510" cy="3014980"/>
+                    </a:xfrm>
+                    <a:prstGeom prst="rect">
+                      <a:avLst/>
+                    </a:prstGeom>
+                  </pic:spPr>
+                </pic:pic>
+              </a:graphicData>
+            </a:graphic>
+          </wp:inline>
+        </w:drawing>
+      </w:r>
+    </w:p>
+    <w:p>
+      <w:pPr>
+        <w:spacing w:line="360" w:lineRule="auto"/>
+        <w:jc w:val="center"/>
+        <w:rPr>
+          <w:rFonts w:ascii="Arial" w:hAnsi="Arial" w:cs="Arial"/>
+        </w:rPr>
+      </w:pPr>
+      <w:r>
+        <w:rPr>
+          <w:rFonts w:ascii="Arial" w:hAnsi="Arial" w:cs="Arial"/>
+          <w:b/>
+          <w:bCs/>
+        </w:rPr>
+        <w:t>Figure 4.4</w:t>
+      </w:r>
+      <w:r>
+        <w:rPr>
+          <w:rFonts w:ascii="Arial" w:hAnsi="Arial" w:cs="Arial"/>
+        </w:rPr>
+        <w:t>: Successful deletion of the test venue (200 OK).</w:t>
+      </w:r>
+    </w:p>
+    <w:p>
+      <w:pPr>
+        <w:spacing w:line="360" w:lineRule="auto"/>
+        <w:jc w:val="center"/>
+        <w:rPr>
+          <w:rFonts w:ascii="Arial" w:hAnsi="Arial" w:cs="Arial"/>
+        </w:rPr>
+      </w:pPr>
+      <w:r>
+        <w:rPr>
+          <w:rFonts w:ascii="Arial" w:hAnsi="Arial" w:cs="Arial"/>
+        </w:rPr>
+        <w:drawing>
+          <wp:inline distT="0" distB="0" distL="0" distR="0" wp14:anchorId="7AF58842" wp14:editId="4297ADE4">
+            <wp:extent cx="5731510" cy="2921000"/>
+            <wp:effectExtent l="0" t="0" r="2540" b="0"/>
+            <wp:docPr id="7" name="Picture 7"/>
+            <wp:cNvGraphicFramePr>
+              <a:graphicFrameLocks xmlns:a="http://schemas.openxmlformats.org/drawingml/2006/main" noChangeAspect="1"/>
+            </wp:cNvGraphicFramePr>
+            <a:graphic xmlns:a="http://schemas.openxmlformats.org/drawingml/2006/main">
+              <a:graphicData uri="http://schemas.openxmlformats.org/drawingml/2006/picture">
+                <pic:pic xmlns:pic="http://schemas.openxmlformats.org/drawingml/2006/picture">
+                  <pic:nvPicPr>
+                    <pic:cNvPr id="1" name=""/>
+                    <pic:cNvPicPr/>
+                  </pic:nvPicPr>
+                  <pic:blipFill>
+                    <a:blip r:embed="rId11"/>
+                    <a:stretch>
+                      <a:fillRect/>
+                    </a:stretch>
+                  </pic:blipFill>
+                  <pic:spPr>
+                    <a:xfrm>
+                      <a:off x="0" y="0"/>
+                      <a:ext cx="5731510" cy="2921000"/>
+                    </a:xfrm>
+                    <a:prstGeom prst="rect">
+                      <a:avLst/>
+                    </a:prstGeom>
+                  </pic:spPr>
+                </pic:pic>
+              </a:graphicData>
+            </a:graphic>
+          </wp:inline>
+        </w:drawing>
+      </w:r>
+    </w:p>
+    <w:p>
+      <w:pPr>
+        <w:spacing w:line="360" w:lineRule="auto"/>
+        <w:jc w:val="center"/>
+        <w:rPr>
+          <w:rFonts w:ascii="Arial" w:hAnsi="Arial" w:cs="Arial"/>
+        </w:rPr>
+      </w:pPr>
+      <w:r>
+        <w:rPr>
+          <w:rFonts w:ascii="Arial" w:hAnsi="Arial" w:cs="Arial"/>
+          <w:b/>
+          <w:bCs/>
+        </w:rPr>
+        <w:t>Figure 4.5:</w:t>
+      </w:r>
+      <w:r>
+        <w:rPr>
+          <w:rFonts w:ascii="Arial" w:hAnsi="Arial" w:cs="Arial"/>
+        </w:rPr>
+        <w:t xml:space="preserve"> Request for a deleted venue returns 404 Not Found.</w:t>
+      </w:r>
+    </w:p>
+    <w:p>
+      <w:pPr>
+        <w:spacing w:line="360" w:lineRule="auto"/>
+        <w:jc w:val="center"/>
+        <w:rPr>
+          <w:rFonts w:ascii="Arial" w:hAnsi="Arial" w:cs="Arial"/>
+        </w:rPr>
+      </w:pPr>
+      <w:r>
+        <w:rPr>
+          <w:rFonts w:ascii="Arial" w:hAnsi="Arial" w:cs="Arial"/>
+        </w:rPr>
+        <w:lastRenderedPageBreak/>
+        <w:drawing>
+          <wp:inline distT="0" distB="0" distL="0" distR="0" wp14:anchorId="483A5390" wp14:editId="607C7B7B">
+            <wp:extent cx="5731510" cy="2974975"/>
+            <wp:effectExtent l="0" t="0" r="2540" b="0"/>
+            <wp:docPr id="8" name="Picture 8"/>
+            <wp:cNvGraphicFramePr>
+              <a:graphicFrameLocks xmlns:a="http://schemas.openxmlformats.org/drawingml/2006/main" noChangeAspect="1"/>
+            </wp:cNvGraphicFramePr>
+            <a:graphic xmlns:a="http://schemas.openxmlformats.org/drawingml/2006/main">
+              <a:graphicData uri="http://schemas.openxmlformats.org/drawingml/2006/picture">
+                <pic:pic xmlns:pic="http://schemas.openxmlformats.org/drawingml/2006/picture">
+                  <pic:nvPicPr>
+                    <pic:cNvPr id="1" name=""/>
+                    <pic:cNvPicPr/>
+                  </pic:nvPicPr>
+                  <pic:blipFill>
+                    <a:blip r:embed="rId12"/>
+                    <a:stretch>
+                      <a:fillRect/>
+                    </a:stretch>
+                  </pic:blipFill>
+                  <pic:spPr>
+                    <a:xfrm>
+                      <a:off x="0" y="0"/>
+                      <a:ext cx="5731510" cy="2974975"/>
+                    </a:xfrm>
+                    <a:prstGeom prst="rect">
+                      <a:avLst/>
+                    </a:prstGeom>
+                  </pic:spPr>
+                </pic:pic>
+              </a:graphicData>
+            </a:graphic>
+          </wp:inline>
+        </w:drawing>
+      </w:r>
+    </w:p>
+    <w:p>
+      <w:pPr>
+        <w:spacing w:line="360" w:lineRule="auto"/>
+        <w:jc w:val="center"/>
+        <w:rPr>
+          <w:rFonts w:ascii="Arial" w:hAnsi="Arial" w:cs="Arial"/>
+        </w:rPr>
+      </w:pPr>
+      <w:r>
+        <w:rPr>
+          <w:rFonts w:ascii="Arial" w:hAnsi="Arial" w:cs="Arial"/>
+          <w:b/>
+          <w:bCs/>
+        </w:rPr>
+        <w:t>Figure 4.6</w:t>
+      </w:r>
+      <w:r>
+        <w:rPr>
+          <w:rFonts w:ascii="Arial" w:hAnsi="Arial" w:cs="Arial"/>
+        </w:rPr>
+        <w:t>: A request without a JWT token returns 401 Unauthorized.</w:t>
+      </w:r>
+    </w:p>
+    <w:p>
+      <w:pPr>
+        <w:spacing w:line="360" w:lineRule="auto"/>
+        <w:jc w:val="center"/>
+        <w:rPr>
+          <w:rFonts w:ascii="Arial" w:hAnsi="Arial" w:cs="Arial"/>
+        </w:rPr>
+      </w:pPr>
+      <w:r>
+        <w:rPr>
+          <w:rFonts w:ascii="Arial" w:hAnsi="Arial" w:cs="Arial"/>
+        </w:rPr>
+        <w:drawing>
+          <wp:inline distT="0" distB="0" distL="0" distR="0" wp14:anchorId="3306BECB" wp14:editId="2EC3561A">
+            <wp:extent cx="5731510" cy="3195320"/>
+            <wp:effectExtent l="0" t="0" r="2540" b="5080"/>
+            <wp:docPr id="9" name="Picture 9"/>
+            <wp:cNvGraphicFramePr>
+              <a:graphicFrameLocks xmlns:a="http://schemas.openxmlformats.org/drawingml/2006/main" noChangeAspect="1"/>
+            </wp:cNvGraphicFramePr>
+            <a:graphic xmlns:a="http://schemas.openxmlformats.org/drawingml/2006/main">
+              <a:graphicData uri="http://schemas.openxmlformats.org/drawingml/2006/picture">
+                <pic:pic xmlns:pic="http://schemas.openxmlformats.org/drawingml/2006/picture">
+                  <pic:nvPicPr>
+                    <pic:cNvPr id="1" name=""/>
+                    <pic:cNvPicPr/>
+                  </pic:nvPicPr>
+                  <pic:blipFill>
+                    <a:blip r:embed="rId13"/>
+                    <a:stretch>
+                      <a:fillRect/>
+                    </a:stretch>
+                  </pic:blipFill>
+                  <pic:spPr>
+                    <a:xfrm>
+                      <a:off x="0" y="0"/>
+                      <a:ext cx="5731510" cy="3195320"/>
+                    </a:xfrm>
+                    <a:prstGeom prst="rect">
+                      <a:avLst/>
+                    </a:prstGeom>
+                  </pic:spPr>
+                </pic:pic>
+              </a:graphicData>
+            </a:graphic>
+          </wp:inline>
+        </w:drawing>
+      </w:r>
+    </w:p>
+    <w:p>
+      <w:pPr>
+        <w:spacing w:line="360" w:lineRule="auto"/>
+        <w:jc w:val="center"/>
+        <w:rPr>
+          <w:rFonts w:ascii="Arial" w:hAnsi="Arial" w:cs="Arial"/>
+        </w:rPr>
+      </w:pPr>
+      <w:r>
+        <w:rPr>
+          <w:rFonts w:ascii="Arial" w:hAnsi="Arial" w:cs="Arial"/>
+          <w:b/>
+          <w:bCs/>
+        </w:rPr>
+        <w:t>Figure 4.7:</w:t>
+      </w:r>
+      <w:r>
+        <w:rPr>
+          <w:rFonts w:ascii="Arial" w:hAnsi="Arial" w:cs="Arial"/>
+        </w:rPr>
+        <w:t xml:space="preserve"> A negative venue capacity is rejected with a </w:t>
+      </w:r>
+      <w:proofErr w:type="gramStart"/>
+      <w:r>
+        <w:rPr>
+          <w:rFonts w:ascii="Arial" w:hAnsi="Arial" w:cs="Arial"/>
+        </w:rPr>
+        <w:t>422 validation</w:t>
+      </w:r>
+      <w:proofErr w:type="gramEnd"/>
+      <w:r>
+        <w:rPr>
+          <w:rFonts w:ascii="Arial" w:hAnsi="Arial" w:cs="Arial"/>
+        </w:rPr>
+        <w:t xml:space="preserve"> response.</w:t>
+      </w:r>
+    </w:p>
+    <w:p>
+      <w:pPr>
+        <w:spacing w:line="360" w:lineRule="auto"/>
+        <w:jc w:val="center"/>
+        <w:rPr>
+          <w:rFonts w:ascii="Arial" w:hAnsi="Arial" w:cs="Arial"/>
+        </w:rPr>
+      </w:pPr>
+      <w:r>
+        <w:rPr>
+          <w:rFonts w:ascii="Arial" w:hAnsi="Arial" w:cs="Arial"/>
+        </w:rPr>
+        <w:lastRenderedPageBreak/>
+        <w:drawing>
+          <wp:inline distT="0" distB="0" distL="0" distR="0" wp14:anchorId="115C6713" wp14:editId="6659A665">
+            <wp:extent cx="5731510" cy="2887345"/>
+            <wp:effectExtent l="0" t="0" r="2540" b="8255"/>
+            <wp:docPr id="10" name="Picture 10"/>
+            <wp:cNvGraphicFramePr>
+              <a:graphicFrameLocks xmlns:a="http://schemas.openxmlformats.org/drawingml/2006/main" noChangeAspect="1"/>
+            </wp:cNvGraphicFramePr>
+            <a:graphic xmlns:a="http://schemas.openxmlformats.org/drawingml/2006/main">
+              <a:graphicData uri="http://schemas.openxmlformats.org/drawingml/2006/picture">
+                <pic:pic xmlns:pic="http://schemas.openxmlformats.org/drawingml/2006/picture">
+                  <pic:nvPicPr>
+                    <pic:cNvPr id="1" name=""/>
+                    <pic:cNvPicPr/>
+                  </pic:nvPicPr>
+                  <pic:blipFill>
+                    <a:blip r:embed="rId14"/>
+                    <a:stretch>
+                      <a:fillRect/>
+                    </a:stretch>
+                  </pic:blipFill>
+                  <pic:spPr>
+                    <a:xfrm>
+                      <a:off x="0" y="0"/>
+                      <a:ext cx="5731510" cy="2887345"/>
+                    </a:xfrm>
+                    <a:prstGeom prst="rect">
+                      <a:avLst/>
+                    </a:prstGeom>
+                  </pic:spPr>
+                </pic:pic>
+              </a:graphicData>
+            </a:graphic>
+          </wp:inline>
+        </w:drawing>
+      </w:r>
+    </w:p>
+    <w:p>
+      <w:pPr>
+        <w:spacing w:line="360" w:lineRule="auto"/>
+        <w:jc w:val="center"/>
+        <w:rPr>
+          <w:rFonts w:ascii="Arial" w:hAnsi="Arial" w:cs="Arial"/>
+        </w:rPr>
+      </w:pPr>
+      <w:r>
+        <w:rPr>
+          <w:rFonts w:ascii="Arial" w:hAnsi="Arial" w:cs="Arial"/>
+          <w:b/>
+          <w:bCs/>
+        </w:rPr>
+        <w:t>Figure 4.8:</w:t>
+      </w:r>
+      <w:r>
+        <w:rPr>
+          <w:rFonts w:ascii="Arial" w:hAnsi="Arial" w:cs="Arial"/>
+        </w:rPr>
+        <w:t xml:space="preserve"> Deletion of a venue linked to existing events is blocked with 409 Conflict.</w:t>
+      </w:r>
+    </w:p>
+    <w:p>
+      <w:pPr>
+        <w:spacing w:line="360" w:lineRule="auto"/>
+        <w:jc w:val="center"/>
+        <w:rPr>
+          <w:rFonts w:ascii="Arial" w:hAnsi="Arial" w:cs="Arial"/>
+        </w:rPr>
+      </w:pPr>
+      <w:r>
+        <w:rPr>
+          <w:rFonts w:ascii="Arial" w:hAnsi="Arial" w:cs="Arial"/>
+        </w:rPr>
+        <w:drawing>
+          <wp:inline distT="0" distB="0" distL="0" distR="0" wp14:anchorId="2BF3B75A" wp14:editId="01C70484">
+            <wp:extent cx="5731510" cy="3409315"/>
+            <wp:effectExtent l="0" t="0" r="2540" b="635"/>
+            <wp:docPr id="11" name="Picture 11"/>
+            <wp:cNvGraphicFramePr>
+              <a:graphicFrameLocks xmlns:a="http://schemas.openxmlformats.org/drawingml/2006/main" noChangeAspect="1"/>
+            </wp:cNvGraphicFramePr>
+            <a:graphic xmlns:a="http://schemas.openxmlformats.org/drawingml/2006/main">
+              <a:graphicData uri="http://schemas.openxmlformats.org/drawingml/2006/picture">
+                <pic:pic xmlns:pic="http://schemas.openxmlformats.org/drawingml/2006/picture">
+                  <pic:nvPicPr>
+                    <pic:cNvPr id="1" name=""/>
+                    <pic:cNvPicPr/>
+                  </pic:nvPicPr>
+                  <pic:blipFill>
+                    <a:blip r:embed="rId15"/>
+                    <a:stretch>
+                      <a:fillRect/>
+                    </a:stretch>
+                  </pic:blipFill>
+                  <pic:spPr>
+                    <a:xfrm>
+                      <a:off x="0" y="0"/>
+                      <a:ext cx="5731510" cy="3409315"/>
+                    </a:xfrm>
+                    <a:prstGeom prst="rect">
+                      <a:avLst/>
+                    </a:prstGeom>
+                  </pic:spPr>
+                </pic:pic>
+              </a:graphicData>
+            </a:graphic>
+          </wp:inline>
+        </w:drawing>
+      </w:r>
+    </w:p>
+    <w:p>
+      <w:pPr>
+        <w:spacing w:line="360" w:lineRule="auto"/>
+        <w:jc w:val="center"/>
+        <w:rPr>
+          <w:rFonts w:ascii="Arial" w:hAnsi="Arial" w:cs="Arial"/>
+        </w:rPr>
+      </w:pPr>
+      <w:r>
+        <w:rPr>
+          <w:rFonts w:ascii="Arial" w:hAnsi="Arial" w:cs="Arial"/>
+          <w:b/>
+          <w:bCs/>
+        </w:rPr>
+        <w:t>Figure 4.9:</w:t>
+      </w:r>
+      <w:r>
+        <w:rPr>
+          <w:rFonts w:ascii="Arial" w:hAnsi="Arial" w:cs="Arial"/>
+        </w:rPr>
+        <w:t xml:space="preserve"> Venue 2 is available on 14 November 2026 from 09:00 to 10:00.</w:t>
+      </w:r>
+    </w:p>
+    <w:p>
+      <w:pPr>
+        <w:spacing w:line="360" w:lineRule="auto"/>
+        <w:jc w:val="center"/>
+        <w:rPr>
+          <w:rFonts w:ascii="Arial" w:hAnsi="Arial" w:cs="Arial"/>
+        </w:rPr>
+      </w:pPr>
+      <w:r>
+        <w:rPr>
+          <w:rFonts w:ascii="Arial" w:hAnsi="Arial" w:cs="Arial"/>
+        </w:rPr>
+        <w:lastRenderedPageBreak/>
+        <w:drawing>
+          <wp:inline distT="0" distB="0" distL="0" distR="0" wp14:anchorId="237E5162" wp14:editId="14D5AF55">
+            <wp:extent cx="5731510" cy="3609975"/>
+            <wp:effectExtent l="0" t="0" r="2540" b="9525"/>
+            <wp:docPr id="12" name="Picture 12"/>
+            <wp:cNvGraphicFramePr>
+              <a:graphicFrameLocks xmlns:a="http://schemas.openxmlformats.org/drawingml/2006/main" noChangeAspect="1"/>
+            </wp:cNvGraphicFramePr>
+            <a:graphic xmlns:a="http://schemas.openxmlformats.org/drawingml/2006/main">
+              <a:graphicData uri="http://schemas.openxmlformats.org/drawingml/2006/picture">
+                <pic:pic xmlns:pic="http://schemas.openxmlformats.org/drawingml/2006/picture">
+                  <pic:nvPicPr>
+                    <pic:cNvPr id="1" name=""/>
+                    <pic:cNvPicPr/>
+                  </pic:nvPicPr>
+                  <pic:blipFill>
+                    <a:blip r:embed="rId16"/>
+                    <a:stretch>
+                      <a:fillRect/>
+                    </a:stretch>
+                  </pic:blipFill>
+                  <pic:spPr>
+                    <a:xfrm>
+                      <a:off x="0" y="0"/>
+                      <a:ext cx="5731510" cy="3609975"/>
+                    </a:xfrm>
+                    <a:prstGeom prst="rect">
+                      <a:avLst/>
+                    </a:prstGeom>
+                  </pic:spPr>
+                </pic:pic>
+              </a:graphicData>
+            </a:graphic>
+          </wp:inline>
+        </w:drawing>
+      </w:r>
+    </w:p>
+    <w:p>
+      <w:pPr>
+        <w:spacing w:line="360" w:lineRule="auto"/>
+        <w:jc w:val="center"/>
+        <w:rPr>
+          <w:rFonts w:ascii="Arial" w:hAnsi="Arial" w:cs="Arial"/>
+        </w:rPr>
+      </w:pPr>
+      <w:r>
+        <w:rPr>
+          <w:rFonts w:ascii="Arial" w:hAnsi="Arial" w:cs="Arial"/>
+          <w:b/>
+          <w:bCs/>
+        </w:rPr>
+        <w:t>Figure 4.10:</w:t>
+      </w:r>
+      <w:r>
+        <w:rPr>
+          <w:rFonts w:ascii="Arial" w:hAnsi="Arial" w:cs="Arial"/>
+        </w:rPr>
+        <w:t xml:space="preserve"> Venue 2 is unavailable from 19:00 to 20:00 on 14 November 2026 because the requested slot overlaps with an existing event.</w:t>
+      </w:r>
+    </w:p>
+    <w:p>
+      <w:pPr>
+        <w:spacing w:line="360" w:lineRule="auto"/>
+        <w:jc w:val="center"/>
+        <w:rPr>
+          <w:rFonts w:ascii="Arial" w:hAnsi="Arial" w:cs="Arial"/>
+        </w:rPr>
+      </w:pPr>
+    </w:p>
+    <w:p>
+      <w:pPr>
+        <w:spacing w:line="360" w:lineRule="auto"/>
+        <w:jc w:val="center"/>
+        <w:rPr>
+          <w:rFonts w:ascii="Arial" w:hAnsi="Arial" w:cs="Arial"/>
+        </w:rPr>
+      </w:pPr>
+      <w:r>
+        <w:rPr>
+          <w:rFonts w:ascii="Arial" w:hAnsi="Arial" w:cs="Arial"/>
+        </w:rPr>
+        <w:drawing>
+          <wp:inline distT="0" distB="0" distL="0" distR="0" wp14:anchorId="34190729" wp14:editId="05370686">
+            <wp:extent cx="5731510" cy="3173730"/>
+            <wp:effectExtent l="0" t="0" r="2540" b="7620"/>
+            <wp:docPr id="13" name="Picture 13"/>
+            <wp:cNvGraphicFramePr>
+              <a:graphicFrameLocks xmlns:a="http://schemas.openxmlformats.org/drawingml/2006/main" noChangeAspect="1"/>
+            </wp:cNvGraphicFramePr>
+            <a:graphic xmlns:a="http://schemas.openxmlformats.org/drawingml/2006/main">
+              <a:graphicData uri="http://schemas.openxmlformats.org/drawingml/2006/picture">
+                <pic:pic xmlns:pic="http://schemas.openxmlformats.org/drawingml/2006/picture">
+                  <pic:nvPicPr>
+                    <pic:cNvPr id="1" name=""/>
+                    <pic:cNvPicPr/>
+                  </pic:nvPicPr>
+                  <pic:blipFill>
+                    <a:blip r:embed="rId17"/>
+                    <a:stretch>
+                      <a:fillRect/>
+                    </a:stretch>
+                  </pic:blipFill>
+                  <pic:spPr>
+                    <a:xfrm>
+                      <a:off x="0" y="0"/>
+                      <a:ext cx="5731510" cy="3173730"/>
+                    </a:xfrm>
+                    <a:prstGeom prst="rect">
+                      <a:avLst/>
+                    </a:prstGeom>
+                  </pic:spPr>
+                </pic:pic>
+              </a:graphicData>
+            </a:graphic>
+          </wp:inline>
+        </w:drawing>
+      </w:r>
+    </w:p>
+    <w:p>
+      <w:pPr>
+        <w:spacing w:line="360" w:lineRule="auto"/>
+        <w:jc w:val="center"/>
+        <w:rPr>
+          <w:rFonts w:ascii="Arial" w:hAnsi="Arial" w:cs="Arial"/>
+        </w:rPr>
+      </w:pPr>
+      <w:r>
+        <w:rPr>
+          <w:rFonts w:ascii="Arial" w:hAnsi="Arial" w:cs="Arial"/>
+          <w:b/>
+          <w:bCs/>
+        </w:rPr>
+        <w:t>Figure 4.11:</w:t>
+      </w:r>
+      <w:r>
+        <w:rPr>
+          <w:rFonts w:ascii="Arial" w:hAnsi="Arial" w:cs="Arial"/>
+        </w:rPr>
+        <w:t xml:space="preserve"> Venue 5 is unavailable because its status is maintenance.</w:t>
+      </w:r>
+    </w:p>
+    <w:p>
+      <w:pPr>
+        <w:spacing w:line="360" w:lineRule="auto"/>
+        <w:jc w:val="center"/>
+        <w:rPr>
+          <w:rFonts w:ascii="Arial" w:hAnsi="Arial" w:cs="Arial"/>
+        </w:rPr>
+      </w:pPr>
+      <w:r>
+        <w:rPr>
+          <w:rFonts w:ascii="Arial" w:hAnsi="Arial" w:cs="Arial"/>
+        </w:rPr>
+        <w:lastRenderedPageBreak/>
+        <w:drawing>
+          <wp:inline distT="0" distB="0" distL="0" distR="0" wp14:anchorId="1C6BC2EA" wp14:editId="24419939">
+            <wp:extent cx="5731510" cy="3057525"/>
+            <wp:effectExtent l="0" t="0" r="2540" b="9525"/>
+            <wp:docPr id="14" name="Picture 14"/>
+            <wp:cNvGraphicFramePr>
+              <a:graphicFrameLocks xmlns:a="http://schemas.openxmlformats.org/drawingml/2006/main" noChangeAspect="1"/>
+            </wp:cNvGraphicFramePr>
+            <a:graphic xmlns:a="http://schemas.openxmlformats.org/drawingml/2006/main">
+              <a:graphicData uri="http://schemas.openxmlformats.org/drawingml/2006/picture">
+                <pic:pic xmlns:pic="http://schemas.openxmlformats.org/drawingml/2006/picture">
+                  <pic:nvPicPr>
+                    <pic:cNvPr id="1" name=""/>
+                    <pic:cNvPicPr/>
+                  </pic:nvPicPr>
+                  <pic:blipFill>
+                    <a:blip r:embed="rId18"/>
+                    <a:stretch>
+                      <a:fillRect/>
+                    </a:stretch>
+                  </pic:blipFill>
+                  <pic:spPr>
+                    <a:xfrm>
+                      <a:off x="0" y="0"/>
+                      <a:ext cx="5731510" cy="3057525"/>
+                    </a:xfrm>
+                    <a:prstGeom prst="rect">
+                      <a:avLst/>
+                    </a:prstGeom>
+                  </pic:spPr>
+                </pic:pic>
+              </a:graphicData>
+            </a:graphic>
+          </wp:inline>
+        </w:drawing>
+      </w:r>
+    </w:p>
+    <w:p>
+      <w:pPr>
+        <w:spacing w:line="360" w:lineRule="auto"/>
+        <w:jc w:val="center"/>
+        <w:rPr>
+          <w:rFonts w:ascii="Arial" w:hAnsi="Arial" w:cs="Arial"/>
+        </w:rPr>
+      </w:pPr>
+      <w:r>
+        <w:rPr>
+          <w:rFonts w:ascii="Arial" w:hAnsi="Arial" w:cs="Arial"/>
+          <w:b/>
+          <w:bCs/>
+        </w:rPr>
+        <w:t>Figure 4.12</w:t>
+      </w:r>
+      <w:r>
+        <w:rPr>
+          <w:rFonts w:ascii="Arial" w:hAnsi="Arial" w:cs="Arial"/>
+        </w:rPr>
+        <w:t>: A customer is denied permission to create a venue with a 403 Forbidden response.</w:t>
+      </w:r>
+    </w:p>
+    <w:p>
+      <w:pPr>
+        <w:spacing w:line="360" w:lineRule="auto"/>
+        <w:jc w:val="center"/>
+        <w:rPr>
+          <w:rFonts w:ascii="Arial" w:hAnsi="Arial" w:cs="Arial"/>
+        </w:rPr>
+      </w:pPr>
+      <w:r>
+        <w:rPr>
+          <w:rFonts w:ascii="Arial" w:hAnsi="Arial" w:cs="Arial"/>
+        </w:rPr>
+        <w:drawing>
+          <wp:inline distT="0" distB="0" distL="0" distR="0" wp14:anchorId="6AD4B7CE" wp14:editId="5DAD44FA">
+            <wp:extent cx="5731510" cy="2853690"/>
+            <wp:effectExtent l="0" t="0" r="2540" b="3810"/>
+            <wp:docPr id="15" name="Picture 15"/>
+            <wp:cNvGraphicFramePr>
+              <a:graphicFrameLocks xmlns:a="http://schemas.openxmlformats.org/drawingml/2006/main" noChangeAspect="1"/>
+            </wp:cNvGraphicFramePr>
+            <a:graphic xmlns:a="http://schemas.openxmlformats.org/drawingml/2006/main">
+              <a:graphicData uri="http://schemas.openxmlformats.org/drawingml/2006/picture">
+                <pic:pic xmlns:pic="http://schemas.openxmlformats.org/drawingml/2006/picture">
+                  <pic:nvPicPr>
+                    <pic:cNvPr id="1" name=""/>
+                    <pic:cNvPicPr/>
+                  </pic:nvPicPr>
+                  <pic:blipFill>
+                    <a:blip r:embed="rId19"/>
+                    <a:stretch>
+                      <a:fillRect/>
+                    </a:stretch>
+                  </pic:blipFill>
+                  <pic:spPr>
+                    <a:xfrm>
+                      <a:off x="0" y="0"/>
+                      <a:ext cx="5731510" cy="2853690"/>
+                    </a:xfrm>
+                    <a:prstGeom prst="rect">
+                      <a:avLst/>
+                    </a:prstGeom>
+                  </pic:spPr>
+                </pic:pic>
+              </a:graphicData>
+            </a:graphic>
+          </wp:inline>
+        </w:drawing>
+      </w:r>
+    </w:p>
+    <w:p>
+      <w:pPr>
+        <w:spacing w:line="360" w:lineRule="auto"/>
+        <w:jc w:val="center"/>
+        <w:rPr>
+          <w:rFonts w:ascii="Arial" w:hAnsi="Arial" w:cs="Arial"/>
+        </w:rPr>
+      </w:pPr>
+      <w:r>
+        <w:rPr>
+          <w:rFonts w:ascii="Arial" w:hAnsi="Arial" w:cs="Arial"/>
+          <w:b/>
+          <w:bCs/>
+        </w:rPr>
+        <w:t>Figure 4.13</w:t>
+      </w:r>
+      <w:r>
+        <w:rPr>
+          <w:rFonts w:ascii="Arial" w:hAnsi="Arial" w:cs="Arial"/>
+        </w:rPr>
+        <w:t>: A non-numeric venue ID is rejected with 400 Bad Request.</w:t>
+      </w:r>
+    </w:p>
+    <w:p>
+      <w:pPr>
+        <w:spacing w:line="360" w:lineRule="auto"/>
+        <w:jc w:val="center"/>
+        <w:rPr>
+          <w:rFonts w:ascii="Arial" w:hAnsi="Arial" w:cs="Arial"/>
+        </w:rPr>
+      </w:pPr>
+    </w:p>
+    <w:p>
+      <w:pPr>
+        <w:rPr>
+          <w:rFonts w:ascii="Arial" w:hAnsi="Arial" w:cs="Arial"/>
+        </w:rPr>
+      </w:pPr>
+      <w:r>
+        <w:rPr>
+          <w:rFonts w:ascii="Arial" w:hAnsi="Arial" w:cs="Arial"/>
+        </w:rPr>
+        <w:br w:type="page"/>
+      </w:r>
+    </w:p>
+    <w:p>
+      <w:pPr>
+        <w:spacing w:line="360" w:lineRule="auto"/>
+        <w:jc w:val="both"/>
+        <w:rPr>
+          <w:rFonts w:ascii="Arial" w:hAnsi="Arial" w:cs="Arial"/>
+          <w:b/>
+          <w:bCs/>
+        </w:rPr>
+      </w:pPr>
+      <w:r>
+        <w:rPr>
+          <w:rFonts w:ascii="Arial" w:hAnsi="Arial" w:cs="Arial"/>
+          <w:b/>
+          <w:bCs/>
+        </w:rPr>
+        <w:lastRenderedPageBreak/>
+        <w:t>4.4 Exported Postman Collection</w:t>
+      </w:r>
+    </w:p>
+    <w:p>
+      <w:pPr>
+        <w:spacing w:line="360" w:lineRule="auto"/>
+        <w:jc w:val="both"/>
+        <w:rPr>
+          <w:rFonts w:ascii="Arial" w:hAnsi="Arial" w:cs="Arial"/>
+        </w:rPr>
+      </w:pPr>
+      <w:r>
+        <w:rPr>
+          <w:rFonts w:ascii="Arial" w:hAnsi="Arial" w:cs="Arial"/>
+        </w:rPr>
+        <w:t>The Venues API requests were saved in a Postman collection and exported as Member4_Venues_API.postman_</w:t>
+      </w:r>
+      <w:proofErr w:type="gramStart"/>
+      <w:r>
+        <w:rPr>
+          <w:rFonts w:ascii="Arial" w:hAnsi="Arial" w:cs="Arial"/>
+        </w:rPr>
+        <w:t>collection.json</w:t>
+      </w:r>
+      <w:proofErr w:type="gramEnd"/>
+      <w:r>
+        <w:rPr>
+          <w:rFonts w:ascii="Arial" w:hAnsi="Arial" w:cs="Arial"/>
+        </w:rPr>
+        <w:t>, stored in the project’s docs folder. The collection contains CRUD requests, availability checks and negative test scenarios.</w:t>
+      </w:r>
+    </w:p>
+    <w:p>
+      <w:pPr>
+        <w:spacing w:line="360" w:lineRule="auto"/>
+        <w:jc w:val="both"/>
+        <w:rPr>
+          <w:rFonts w:ascii="Arial" w:hAnsi="Arial" w:cs="Arial"/>
+        </w:rPr>
+      </w:pPr>
+      <w:r>
+        <w:rPr>
+          <w:rFonts w:ascii="Arial" w:hAnsi="Arial" w:cs="Arial"/>
+        </w:rPr>
+        <w:t xml:space="preserve">Login scripts automatically populate the </w:t>
+      </w:r>
+      <w:proofErr w:type="spellStart"/>
+      <w:r>
+        <w:rPr>
+          <w:rFonts w:ascii="Arial" w:hAnsi="Arial" w:cs="Arial"/>
+        </w:rPr>
+        <w:t>admin_token</w:t>
+      </w:r>
+      <w:proofErr w:type="spellEnd"/>
+      <w:r>
+        <w:rPr>
+          <w:rFonts w:ascii="Arial" w:hAnsi="Arial" w:cs="Arial"/>
+        </w:rPr>
+        <w:t xml:space="preserve"> and </w:t>
+      </w:r>
+      <w:proofErr w:type="spellStart"/>
+      <w:r>
+        <w:rPr>
+          <w:rFonts w:ascii="Arial" w:hAnsi="Arial" w:cs="Arial"/>
+        </w:rPr>
+        <w:t>customer_token</w:t>
+      </w:r>
+      <w:proofErr w:type="spellEnd"/>
+      <w:r>
+        <w:rPr>
+          <w:rFonts w:ascii="Arial" w:hAnsi="Arial" w:cs="Arial"/>
+        </w:rPr>
+        <w:t xml:space="preserve"> variables. The create-venue script stores the new venue ID in </w:t>
+      </w:r>
+      <w:proofErr w:type="spellStart"/>
+      <w:r>
+        <w:rPr>
+          <w:rFonts w:ascii="Arial" w:hAnsi="Arial" w:cs="Arial"/>
+        </w:rPr>
+        <w:t>venue_id</w:t>
+      </w:r>
+      <w:proofErr w:type="spellEnd"/>
+      <w:r>
+        <w:rPr>
+          <w:rFonts w:ascii="Arial" w:hAnsi="Arial" w:cs="Arial"/>
+        </w:rPr>
+        <w:t xml:space="preserve"> for subsequent update, delete and not-found requests. To repeat the tests, requests should be executed in numerical order. JWT values were cleared before export.</w:t>
+      </w:r>
+    </w:p>
+    <w:p>
+      <w:pPr>
+        <w:rPr>
+          <w:rFonts w:ascii="Arial" w:hAnsi="Arial" w:cs="Arial"/>
+        </w:rPr>
+      </w:pPr>
+      <w:r>
+        <w:rPr>
+          <w:rFonts w:ascii="Arial" w:hAnsi="Arial" w:cs="Arial"/>
+        </w:rPr>
+        <w:br w:type="page"/>
+      </w:r>
+    </w:p>
+    <w:p>
+      <w:pPr>
+        <w:spacing w:line="360" w:lineRule="auto"/>
+        <w:jc w:val="both"/>
+        <w:rPr>
+          <w:rFonts w:ascii="Arial" w:hAnsi="Arial" w:cs="Arial"/>
+          <w:b/>
+          <w:bCs/>
+        </w:rPr>
+      </w:pPr>
+      <w:r>
+        <w:rPr>
+          <w:rFonts w:ascii="Arial" w:hAnsi="Arial" w:cs="Arial"/>
+          <w:b/>
+          <w:bCs/>
+        </w:rPr>
+        <w:lastRenderedPageBreak/>
+        <w:t>9.0 Debugging and Performance Optimisation</w:t>
+      </w:r>
+    </w:p>
+    <w:p>
+      <w:pPr>
+        <w:spacing w:line="360" w:lineRule="auto"/>
+        <w:jc w:val="both"/>
+        <w:rPr>
+          <w:rFonts w:ascii="Arial" w:hAnsi="Arial" w:cs="Arial"/>
+        </w:rPr>
+      </w:pPr>
+      <w:r>
+        <w:rPr>
+          <w:rFonts w:ascii="Arial" w:hAnsi="Arial" w:cs="Arial"/>
+        </w:rPr>
+        <w:t>Debugging was carried out during API development and frontend integration. Postman responses were used to identify authentication, validation and database connection issues. The following table summarises the issues encountered and the solutions applied.</w:t>
+      </w:r>
+    </w:p>
+    <w:tbl>
+      <w:tblPr>
+        <w:tblStyle w:val="TableGrid"/>
+        <w:tblW w:w="0" w:type="auto"/>
+        <w:tblLook w:val="04A0" w:firstRow="1" w:lastRow="0" w:firstColumn="1" w:lastColumn="0" w:noHBand="0" w:noVBand="1"/>
+      </w:tblPr>
+      <w:tblGrid>
+        <w:gridCol w:w="3005"/>
+        <w:gridCol w:w="3005"/>
+        <w:gridCol w:w="3006"/>
+      </w:tblGrid>
+      <w:tr>
+        <w:tc>
+          <w:tcPr>
+            <w:tcW w:w="3005" w:type="dxa"/>
+            <w:shd w:val="clear" w:color="auto" w:fill="D9E2F3" w:themeFill="accent1" w:themeFillTint="33"/>
+          </w:tcPr>
+          <w:p>
+            <w:pPr>
+              <w:spacing w:line="360" w:lineRule="auto"/>
+              <w:jc w:val="both"/>
+              <w:rPr>
+                <w:rFonts w:ascii="Arial" w:hAnsi="Arial" w:cs="Arial"/>
+              </w:rPr>
+            </w:pPr>
+            <w:r>
+              <w:rPr>
+                <w:rFonts w:ascii="Arial" w:hAnsi="Arial" w:cs="Arial"/>
+              </w:rPr>
+              <w:t>Issue</w:t>
+            </w:r>
+          </w:p>
+        </w:tc>
+        <w:tc>
+          <w:tcPr>
+            <w:tcW w:w="3005" w:type="dxa"/>
+            <w:shd w:val="clear" w:color="auto" w:fill="D9E2F3" w:themeFill="accent1" w:themeFillTint="33"/>
+          </w:tcPr>
+          <w:p>
+            <w:pPr>
+              <w:spacing w:line="360" w:lineRule="auto"/>
+              <w:jc w:val="both"/>
+              <w:rPr>
+                <w:rFonts w:ascii="Arial" w:hAnsi="Arial" w:cs="Arial"/>
+              </w:rPr>
+            </w:pPr>
+            <w:r>
+              <w:rPr>
+                <w:rFonts w:ascii="Arial" w:hAnsi="Arial" w:cs="Arial"/>
+              </w:rPr>
+              <w:t>Cause</w:t>
+            </w:r>
+          </w:p>
+        </w:tc>
+        <w:tc>
+          <w:tcPr>
+            <w:tcW w:w="3006" w:type="dxa"/>
+            <w:shd w:val="clear" w:color="auto" w:fill="D9E2F3" w:themeFill="accent1" w:themeFillTint="33"/>
+          </w:tcPr>
+          <w:p>
+            <w:pPr>
+              <w:spacing w:line="360" w:lineRule="auto"/>
+              <w:jc w:val="both"/>
+              <w:rPr>
+                <w:rFonts w:ascii="Arial" w:hAnsi="Arial" w:cs="Arial"/>
+              </w:rPr>
+            </w:pPr>
+            <w:r>
+              <w:rPr>
+                <w:rFonts w:ascii="Arial" w:hAnsi="Arial" w:cs="Arial"/>
+              </w:rPr>
+              <w:t>Solution</w:t>
+            </w:r>
+          </w:p>
+        </w:tc>
+      </w:tr>
+      <w:tr>
+        <w:tc>
+          <w:tcPr>
+            <w:tcW w:w="3005" w:type="dxa"/>
+          </w:tcPr>
+          <w:p>
+            <w:pPr>
+              <w:spacing w:line="360" w:lineRule="auto"/>
+              <w:jc w:val="both"/>
+              <w:rPr>
+                <w:rFonts w:ascii="Arial" w:hAnsi="Arial" w:cs="Arial"/>
+              </w:rPr>
+            </w:pPr>
+            <w:r>
+              <w:rPr>
+                <w:rFonts w:ascii="Arial" w:hAnsi="Arial" w:cs="Arial"/>
+              </w:rPr>
+              <w:t>Database connection failed</w:t>
+            </w:r>
+          </w:p>
+        </w:tc>
+        <w:tc>
+          <w:tcPr>
+            <w:tcW w:w="3005" w:type="dxa"/>
+          </w:tcPr>
+          <w:p>
+            <w:pPr>
+              <w:spacing w:line="360" w:lineRule="auto"/>
+              <w:jc w:val="both"/>
+              <w:rPr>
+                <w:rFonts w:ascii="Arial" w:hAnsi="Arial" w:cs="Arial"/>
+              </w:rPr>
+            </w:pPr>
+            <w:r>
+              <w:rPr>
+                <w:rFonts w:ascii="Arial" w:hAnsi="Arial" w:cs="Arial"/>
+              </w:rPr>
+              <w:t>MySQL used port 3307, but the PDO connection did not specify this port.</w:t>
+            </w:r>
+          </w:p>
+        </w:tc>
+        <w:tc>
+          <w:tcPr>
+            <w:tcW w:w="3006" w:type="dxa"/>
+          </w:tcPr>
+          <w:p>
+            <w:pPr>
+              <w:spacing w:line="360" w:lineRule="auto"/>
+              <w:jc w:val="both"/>
+              <w:rPr>
+                <w:rFonts w:ascii="Arial" w:hAnsi="Arial" w:cs="Arial"/>
+              </w:rPr>
+            </w:pPr>
+            <w:r>
+              <w:rPr>
+                <w:rFonts w:ascii="Arial" w:hAnsi="Arial" w:cs="Arial"/>
+              </w:rPr>
+              <w:t>Added DB_PORT to the PDO connection string and matched the configuration to XAMPP.</w:t>
+            </w:r>
+          </w:p>
+        </w:tc>
+      </w:tr>
+      <w:tr>
+        <w:tc>
+          <w:tcPr>
+            <w:tcW w:w="3005" w:type="dxa"/>
+          </w:tcPr>
+          <w:p>
+            <w:pPr>
+              <w:spacing w:line="360" w:lineRule="auto"/>
+              <w:jc w:val="both"/>
+              <w:rPr>
+                <w:rFonts w:ascii="Arial" w:hAnsi="Arial" w:cs="Arial"/>
+              </w:rPr>
+            </w:pPr>
+            <w:r>
+              <w:rPr>
+                <w:rFonts w:ascii="Arial" w:hAnsi="Arial" w:cs="Arial"/>
+              </w:rPr>
+              <w:t>API returned 401 when a token had expired</w:t>
+            </w:r>
+          </w:p>
+        </w:tc>
+        <w:tc>
+          <w:tcPr>
+            <w:tcW w:w="3005" w:type="dxa"/>
+          </w:tcPr>
+          <w:p>
+            <w:pPr>
+              <w:spacing w:line="360" w:lineRule="auto"/>
+              <w:jc w:val="both"/>
+              <w:rPr>
+                <w:rFonts w:ascii="Arial" w:hAnsi="Arial" w:cs="Arial"/>
+              </w:rPr>
+            </w:pPr>
+            <w:r>
+              <w:rPr>
+                <w:rFonts w:ascii="Arial" w:hAnsi="Arial" w:cs="Arial"/>
+              </w:rPr>
+              <w:t>The JWT was no longer valid.</w:t>
+            </w:r>
+          </w:p>
+        </w:tc>
+        <w:tc>
+          <w:tcPr>
+            <w:tcW w:w="3006" w:type="dxa"/>
+          </w:tcPr>
+          <w:p>
+            <w:pPr>
+              <w:spacing w:line="360" w:lineRule="auto"/>
+              <w:jc w:val="both"/>
+              <w:rPr>
+                <w:rFonts w:ascii="Arial" w:hAnsi="Arial" w:cs="Arial"/>
+              </w:rPr>
+            </w:pPr>
+            <w:r>
+              <w:rPr>
+                <w:rFonts w:ascii="Arial" w:hAnsi="Arial" w:cs="Arial"/>
+              </w:rPr>
+              <w:t>Logged in again to obtain a fresh token. Login scripts were added to Postman to populate token variables automatically.</w:t>
+            </w:r>
+          </w:p>
+        </w:tc>
+      </w:tr>
+      <w:tr>
+        <w:tc>
+          <w:tcPr>
+            <w:tcW w:w="3005" w:type="dxa"/>
+          </w:tcPr>
+          <w:p>
+            <w:pPr>
+              <w:spacing w:line="360" w:lineRule="auto"/>
+              <w:jc w:val="both"/>
+              <w:rPr>
+                <w:rFonts w:ascii="Arial" w:hAnsi="Arial" w:cs="Arial"/>
+              </w:rPr>
+            </w:pPr>
+            <w:r>
+              <w:rPr>
+                <w:rFonts w:ascii="Arial" w:hAnsi="Arial" w:cs="Arial"/>
+              </w:rPr>
+              <w:t>Postman displayed “Secrets Detected” when saving requests</w:t>
+            </w:r>
+          </w:p>
+        </w:tc>
+        <w:tc>
+          <w:tcPr>
+            <w:tcW w:w="3005" w:type="dxa"/>
+          </w:tcPr>
+          <w:p>
+            <w:pPr>
+              <w:spacing w:line="360" w:lineRule="auto"/>
+              <w:jc w:val="both"/>
+              <w:rPr>
+                <w:rFonts w:ascii="Arial" w:hAnsi="Arial" w:cs="Arial"/>
+              </w:rPr>
+            </w:pPr>
+            <w:r>
+              <w:rPr>
+                <w:rFonts w:ascii="Arial" w:hAnsi="Arial" w:cs="Arial"/>
+              </w:rPr>
+              <w:t>A JWT value was entered directly into the request.</w:t>
+            </w:r>
+          </w:p>
+        </w:tc>
+        <w:tc>
+          <w:tcPr>
+            <w:tcW w:w="3006" w:type="dxa"/>
+          </w:tcPr>
+          <w:p>
+            <w:pPr>
+              <w:spacing w:line="360" w:lineRule="auto"/>
+              <w:jc w:val="both"/>
+              <w:rPr>
+                <w:rFonts w:ascii="Arial" w:hAnsi="Arial" w:cs="Arial"/>
+              </w:rPr>
+            </w:pPr>
+            <w:r>
+              <w:rPr>
+                <w:rFonts w:ascii="Arial" w:hAnsi="Arial" w:cs="Arial"/>
+              </w:rPr>
+              <w:t>Replaced literal tokens with {{</w:t>
+            </w:r>
+            <w:proofErr w:type="spellStart"/>
+            <w:r>
+              <w:rPr>
+                <w:rFonts w:ascii="Arial" w:hAnsi="Arial" w:cs="Arial"/>
+              </w:rPr>
+              <w:t>admin_token</w:t>
+            </w:r>
+            <w:proofErr w:type="spellEnd"/>
+            <w:r>
+              <w:rPr>
+                <w:rFonts w:ascii="Arial" w:hAnsi="Arial" w:cs="Arial"/>
+              </w:rPr>
+              <w:t>}} and {{</w:t>
+            </w:r>
+            <w:proofErr w:type="spellStart"/>
+            <w:r>
+              <w:rPr>
+                <w:rFonts w:ascii="Arial" w:hAnsi="Arial" w:cs="Arial"/>
+              </w:rPr>
+              <w:t>customer_token</w:t>
+            </w:r>
+            <w:proofErr w:type="spellEnd"/>
+            <w:r>
+              <w:rPr>
+                <w:rFonts w:ascii="Arial" w:hAnsi="Arial" w:cs="Arial"/>
+              </w:rPr>
+              <w:t>}}. Token values were cleared before exporting.</w:t>
+            </w:r>
+          </w:p>
+        </w:tc>
+      </w:tr>
+      <w:tr>
+        <w:tc>
+          <w:tcPr>
+            <w:tcW w:w="3005" w:type="dxa"/>
+          </w:tcPr>
+          <w:p>
+            <w:pPr>
+              <w:spacing w:line="360" w:lineRule="auto"/>
+              <w:jc w:val="both"/>
+              <w:rPr>
+                <w:rFonts w:ascii="Arial" w:hAnsi="Arial" w:cs="Arial"/>
+              </w:rPr>
+            </w:pPr>
+            <w:r>
+              <w:rPr>
+                <w:rFonts w:ascii="Arial" w:hAnsi="Arial" w:cs="Arial"/>
+              </w:rPr>
+              <w:t>Update and delete requests depended on a fixed test ID</w:t>
+            </w:r>
+          </w:p>
+        </w:tc>
+        <w:tc>
+          <w:tcPr>
+            <w:tcW w:w="3005" w:type="dxa"/>
+          </w:tcPr>
+          <w:p>
+            <w:pPr>
+              <w:spacing w:line="360" w:lineRule="auto"/>
+              <w:jc w:val="both"/>
+              <w:rPr>
+                <w:rFonts w:ascii="Arial" w:hAnsi="Arial" w:cs="Arial"/>
+              </w:rPr>
+            </w:pPr>
+            <w:r>
+              <w:rPr>
+                <w:rFonts w:ascii="Arial" w:hAnsi="Arial" w:cs="Arial"/>
+              </w:rPr>
+              <w:t>Newly created venues received different auto-increment IDs.</w:t>
+            </w:r>
+          </w:p>
+        </w:tc>
+        <w:tc>
+          <w:tcPr>
+            <w:tcW w:w="3006" w:type="dxa"/>
+          </w:tcPr>
+          <w:p>
+            <w:pPr>
+              <w:spacing w:line="360" w:lineRule="auto"/>
+              <w:jc w:val="both"/>
+              <w:rPr>
+                <w:rFonts w:ascii="Arial" w:hAnsi="Arial" w:cs="Arial"/>
+              </w:rPr>
+            </w:pPr>
+            <w:r>
+              <w:rPr>
+                <w:rFonts w:ascii="Arial" w:hAnsi="Arial" w:cs="Arial"/>
+              </w:rPr>
+              <w:t xml:space="preserve">Added a post-response script to store the created ID in </w:t>
+            </w:r>
+            <w:proofErr w:type="spellStart"/>
+            <w:r>
+              <w:rPr>
+                <w:rFonts w:ascii="Arial" w:hAnsi="Arial" w:cs="Arial"/>
+              </w:rPr>
+              <w:t>venue_id</w:t>
+            </w:r>
+            <w:proofErr w:type="spellEnd"/>
+            <w:r>
+              <w:rPr>
+                <w:rFonts w:ascii="Arial" w:hAnsi="Arial" w:cs="Arial"/>
+              </w:rPr>
+              <w:t>, then used {{</w:t>
+            </w:r>
+            <w:proofErr w:type="spellStart"/>
+            <w:r>
+              <w:rPr>
+                <w:rFonts w:ascii="Arial" w:hAnsi="Arial" w:cs="Arial"/>
+              </w:rPr>
+              <w:t>venue_id</w:t>
+            </w:r>
+            <w:proofErr w:type="spellEnd"/>
+            <w:r>
+              <w:rPr>
+                <w:rFonts w:ascii="Arial" w:hAnsi="Arial" w:cs="Arial"/>
+              </w:rPr>
+              <w:t>}} in subsequent requests.</w:t>
+            </w:r>
+          </w:p>
+        </w:tc>
+      </w:tr>
+    </w:tbl>
+    <w:p>
+      <w:pPr>
+        <w:spacing w:line="360" w:lineRule="auto"/>
+        <w:jc w:val="both"/>
+        <w:rPr>
+          <w:rFonts w:ascii="Arial" w:hAnsi="Arial" w:cs="Arial"/>
+        </w:rPr>
+      </w:pPr>
+    </w:p>
+    <w:p>
+      <w:pPr>
+        <w:spacing w:line="360" w:lineRule="auto"/>
+        <w:jc w:val="both"/>
+        <w:rPr>
+          <w:rFonts w:ascii="Arial" w:hAnsi="Arial" w:cs="Arial"/>
+        </w:rPr>
+      </w:pPr>
+      <w:r>
+        <w:rPr>
+          <w:rFonts w:ascii="Arial" w:hAnsi="Arial" w:cs="Arial"/>
+        </w:rPr>
+        <w:t>Responses such as 400, 403, 404, 409 and 422 were expected outcomes for invalid or restricted requests. These responses demonstrated correct error handling rather than unresolved system faults.</w:t>
+      </w:r>
+    </w:p>
+    <w:p>
+      <w:pPr>
+        <w:rPr>
+          <w:rFonts w:ascii="Arial" w:hAnsi="Arial" w:cs="Arial"/>
+        </w:rPr>
+      </w:pPr>
+      <w:r>
+        <w:rPr>
+          <w:rFonts w:ascii="Arial" w:hAnsi="Arial" w:cs="Arial"/>
+        </w:rPr>
+        <w:br w:type="page"/>
+      </w:r>
+    </w:p>
+    <w:p>
+      <w:pPr>
+        <w:spacing w:line="360" w:lineRule="auto"/>
+        <w:jc w:val="both"/>
+        <w:rPr>
+          <w:rFonts w:ascii="Arial" w:hAnsi="Arial" w:cs="Arial"/>
+          <w:b/>
+          <w:bCs/>
+        </w:rPr>
+      </w:pPr>
+      <w:r>
+        <w:rPr>
+          <w:rFonts w:ascii="Arial" w:hAnsi="Arial" w:cs="Arial"/>
+          <w:b/>
+          <w:bCs/>
+        </w:rPr>
+        <w:lastRenderedPageBreak/>
+        <w:t xml:space="preserve">9.2 </w:t>
+      </w:r>
+      <w:proofErr w:type="spellStart"/>
+      <w:r>
+        <w:rPr>
+          <w:rFonts w:ascii="Arial" w:hAnsi="Arial" w:cs="Arial"/>
+          <w:b/>
+          <w:bCs/>
+        </w:rPr>
+        <w:t>Performace</w:t>
+      </w:r>
+      <w:proofErr w:type="spellEnd"/>
+      <w:r>
+        <w:rPr>
+          <w:rFonts w:ascii="Arial" w:hAnsi="Arial" w:cs="Arial"/>
+          <w:b/>
+          <w:bCs/>
+        </w:rPr>
+        <w:t xml:space="preserve"> Testing</w:t>
+      </w:r>
+    </w:p>
+    <w:p>
+      <w:pPr>
+        <w:spacing w:line="360" w:lineRule="auto"/>
+        <w:jc w:val="both"/>
+        <w:rPr>
+          <w:rFonts w:ascii="Arial" w:hAnsi="Arial" w:cs="Arial"/>
+        </w:rPr>
+      </w:pPr>
+      <w:r>
+        <w:rPr>
+          <w:rFonts w:ascii="Arial" w:hAnsi="Arial" w:cs="Arial"/>
+        </w:rPr>
+        <w:t>The response time of GET /venues was measured using Postman on the local XAMPP server. After a warm-up request, five requests were sent sequentially, and the response time of each request was recorded.</w:t>
+      </w:r>
+    </w:p>
+    <w:tbl>
+      <w:tblPr>
+        <w:tblStyle w:val="TableGrid"/>
+        <w:tblW w:w="0" w:type="auto"/>
+        <w:tblLook w:val="04A0" w:firstRow="1" w:lastRow="0" w:firstColumn="1" w:lastColumn="0" w:noHBand="0" w:noVBand="1"/>
+      </w:tblPr>
+      <w:tblGrid>
+        <w:gridCol w:w="4508"/>
+        <w:gridCol w:w="4508"/>
+      </w:tblGrid>
+      <w:tr>
+        <w:tc>
+          <w:tcPr>
+            <w:tcW w:w="4508" w:type="dxa"/>
+            <w:shd w:val="clear" w:color="auto" w:fill="D9E2F3" w:themeFill="accent1" w:themeFillTint="33"/>
+          </w:tcPr>
+          <w:p>
+            <w:pPr>
+              <w:spacing w:line="360" w:lineRule="auto"/>
+              <w:jc w:val="both"/>
+              <w:rPr>
+                <w:rFonts w:ascii="Arial" w:hAnsi="Arial" w:cs="Arial"/>
+              </w:rPr>
+            </w:pPr>
+            <w:r>
+              <w:rPr>
+                <w:rFonts w:ascii="Arial" w:hAnsi="Arial" w:cs="Arial"/>
+              </w:rPr>
+              <w:t>Request</w:t>
+            </w:r>
+          </w:p>
+        </w:tc>
+        <w:tc>
+          <w:tcPr>
+            <w:tcW w:w="4508" w:type="dxa"/>
+            <w:shd w:val="clear" w:color="auto" w:fill="D9E2F3" w:themeFill="accent1" w:themeFillTint="33"/>
+          </w:tcPr>
+          <w:p>
+            <w:pPr>
+              <w:spacing w:line="360" w:lineRule="auto"/>
+              <w:jc w:val="both"/>
+              <w:rPr>
+                <w:rFonts w:ascii="Arial" w:hAnsi="Arial" w:cs="Arial"/>
+              </w:rPr>
+            </w:pPr>
+            <w:r>
+              <w:rPr>
+                <w:rFonts w:ascii="Arial" w:hAnsi="Arial" w:cs="Arial"/>
+              </w:rPr>
+              <w:t>Response Time</w:t>
+            </w:r>
+          </w:p>
+        </w:tc>
+      </w:tr>
+      <w:tr>
+        <w:tc>
+          <w:tcPr>
+            <w:tcW w:w="4508" w:type="dxa"/>
+          </w:tcPr>
+          <w:p>
+            <w:pPr>
+              <w:spacing w:line="360" w:lineRule="auto"/>
+              <w:jc w:val="both"/>
+              <w:rPr>
+                <w:rFonts w:ascii="Arial" w:hAnsi="Arial" w:cs="Arial"/>
+              </w:rPr>
+            </w:pPr>
+            <w:r>
+              <w:rPr>
+                <w:rFonts w:ascii="Arial" w:hAnsi="Arial" w:cs="Arial"/>
+              </w:rPr>
+              <w:t>1</w:t>
+            </w:r>
+          </w:p>
+        </w:tc>
+        <w:tc>
+          <w:tcPr>
+            <w:tcW w:w="4508" w:type="dxa"/>
+          </w:tcPr>
+          <w:p>
+            <w:pPr>
+              <w:spacing w:line="360" w:lineRule="auto"/>
+              <w:jc w:val="both"/>
+              <w:rPr>
+                <w:rFonts w:ascii="Arial" w:hAnsi="Arial" w:cs="Arial"/>
+              </w:rPr>
+            </w:pPr>
+            <w:r>
+              <w:rPr>
+                <w:rFonts w:ascii="Arial" w:hAnsi="Arial" w:cs="Arial"/>
+              </w:rPr>
+              <w:t xml:space="preserve">44 </w:t>
+            </w:r>
+            <w:proofErr w:type="spellStart"/>
+            <w:r>
+              <w:rPr>
+                <w:rFonts w:ascii="Arial" w:hAnsi="Arial" w:cs="Arial"/>
+              </w:rPr>
+              <w:t>ms</w:t>
+            </w:r>
+            <w:proofErr w:type="spellEnd"/>
+          </w:p>
+        </w:tc>
+      </w:tr>
+      <w:tr>
+        <w:tc>
+          <w:tcPr>
+            <w:tcW w:w="4508" w:type="dxa"/>
+          </w:tcPr>
+          <w:p>
+            <w:pPr>
+              <w:spacing w:line="360" w:lineRule="auto"/>
+              <w:jc w:val="both"/>
+              <w:rPr>
+                <w:rFonts w:ascii="Arial" w:hAnsi="Arial" w:cs="Arial"/>
+              </w:rPr>
+            </w:pPr>
+            <w:r>
+              <w:rPr>
+                <w:rFonts w:ascii="Arial" w:hAnsi="Arial" w:cs="Arial"/>
+              </w:rPr>
+              <w:t>2</w:t>
+            </w:r>
+          </w:p>
+        </w:tc>
+        <w:tc>
+          <w:tcPr>
+            <w:tcW w:w="4508" w:type="dxa"/>
+          </w:tcPr>
+          <w:p>
+            <w:pPr>
+              <w:spacing w:line="360" w:lineRule="auto"/>
+              <w:jc w:val="both"/>
+              <w:rPr>
+                <w:rFonts w:ascii="Arial" w:hAnsi="Arial" w:cs="Arial"/>
+              </w:rPr>
+            </w:pPr>
+            <w:r>
+              <w:rPr>
+                <w:rFonts w:ascii="Arial" w:hAnsi="Arial" w:cs="Arial"/>
+              </w:rPr>
+              <w:t xml:space="preserve">54 </w:t>
+            </w:r>
+            <w:proofErr w:type="spellStart"/>
+            <w:r>
+              <w:rPr>
+                <w:rFonts w:ascii="Arial" w:hAnsi="Arial" w:cs="Arial"/>
+              </w:rPr>
+              <w:t>ms</w:t>
+            </w:r>
+            <w:proofErr w:type="spellEnd"/>
+          </w:p>
+        </w:tc>
+      </w:tr>
+      <w:tr>
+        <w:tc>
+          <w:tcPr>
+            <w:tcW w:w="4508" w:type="dxa"/>
+          </w:tcPr>
+          <w:p>
+            <w:pPr>
+              <w:spacing w:line="360" w:lineRule="auto"/>
+              <w:jc w:val="both"/>
+              <w:rPr>
+                <w:rFonts w:ascii="Arial" w:hAnsi="Arial" w:cs="Arial"/>
+              </w:rPr>
+            </w:pPr>
+            <w:r>
+              <w:rPr>
+                <w:rFonts w:ascii="Arial" w:hAnsi="Arial" w:cs="Arial"/>
+              </w:rPr>
+              <w:t>3</w:t>
+            </w:r>
+          </w:p>
+        </w:tc>
+        <w:tc>
+          <w:tcPr>
+            <w:tcW w:w="4508" w:type="dxa"/>
+          </w:tcPr>
+          <w:p>
+            <w:pPr>
+              <w:spacing w:line="360" w:lineRule="auto"/>
+              <w:jc w:val="both"/>
+              <w:rPr>
+                <w:rFonts w:ascii="Arial" w:hAnsi="Arial" w:cs="Arial"/>
+              </w:rPr>
+            </w:pPr>
+            <w:r>
+              <w:rPr>
+                <w:rFonts w:ascii="Arial" w:hAnsi="Arial" w:cs="Arial"/>
+              </w:rPr>
+              <w:t xml:space="preserve">38 </w:t>
+            </w:r>
+            <w:proofErr w:type="spellStart"/>
+            <w:r>
+              <w:rPr>
+                <w:rFonts w:ascii="Arial" w:hAnsi="Arial" w:cs="Arial"/>
+              </w:rPr>
+              <w:t>ms</w:t>
+            </w:r>
+            <w:proofErr w:type="spellEnd"/>
+          </w:p>
+        </w:tc>
+      </w:tr>
+      <w:tr>
+        <w:tc>
+          <w:tcPr>
+            <w:tcW w:w="4508" w:type="dxa"/>
+          </w:tcPr>
+          <w:p>
+            <w:pPr>
+              <w:spacing w:line="360" w:lineRule="auto"/>
+              <w:jc w:val="both"/>
+              <w:rPr>
+                <w:rFonts w:ascii="Arial" w:hAnsi="Arial" w:cs="Arial"/>
+              </w:rPr>
+            </w:pPr>
+            <w:r>
+              <w:rPr>
+                <w:rFonts w:ascii="Arial" w:hAnsi="Arial" w:cs="Arial"/>
+              </w:rPr>
+              <w:t>4</w:t>
+            </w:r>
+          </w:p>
+        </w:tc>
+        <w:tc>
+          <w:tcPr>
+            <w:tcW w:w="4508" w:type="dxa"/>
+          </w:tcPr>
+          <w:p>
+            <w:pPr>
+              <w:spacing w:line="360" w:lineRule="auto"/>
+              <w:jc w:val="both"/>
+              <w:rPr>
+                <w:rFonts w:ascii="Arial" w:hAnsi="Arial" w:cs="Arial"/>
+              </w:rPr>
+            </w:pPr>
+            <w:r>
+              <w:rPr>
+                <w:rFonts w:ascii="Arial" w:hAnsi="Arial" w:cs="Arial"/>
+              </w:rPr>
+              <w:t xml:space="preserve">40 </w:t>
+            </w:r>
+            <w:proofErr w:type="spellStart"/>
+            <w:r>
+              <w:rPr>
+                <w:rFonts w:ascii="Arial" w:hAnsi="Arial" w:cs="Arial"/>
+              </w:rPr>
+              <w:t>ms</w:t>
+            </w:r>
+            <w:proofErr w:type="spellEnd"/>
+          </w:p>
+        </w:tc>
+      </w:tr>
+      <w:tr>
+        <w:tc>
+          <w:tcPr>
+            <w:tcW w:w="4508" w:type="dxa"/>
+          </w:tcPr>
+          <w:p>
+            <w:pPr>
+              <w:spacing w:line="360" w:lineRule="auto"/>
+              <w:jc w:val="both"/>
+              <w:rPr>
+                <w:rFonts w:ascii="Arial" w:hAnsi="Arial" w:cs="Arial"/>
+              </w:rPr>
+            </w:pPr>
+            <w:r>
+              <w:rPr>
+                <w:rFonts w:ascii="Arial" w:hAnsi="Arial" w:cs="Arial"/>
+              </w:rPr>
+              <w:t>5</w:t>
+            </w:r>
+          </w:p>
+        </w:tc>
+        <w:tc>
+          <w:tcPr>
+            <w:tcW w:w="4508" w:type="dxa"/>
+          </w:tcPr>
+          <w:p>
+            <w:pPr>
+              <w:spacing w:line="360" w:lineRule="auto"/>
+              <w:jc w:val="both"/>
+              <w:rPr>
+                <w:rFonts w:ascii="Arial" w:hAnsi="Arial" w:cs="Arial"/>
+              </w:rPr>
+            </w:pPr>
+            <w:r>
+              <w:rPr>
+                <w:rFonts w:ascii="Arial" w:hAnsi="Arial" w:cs="Arial"/>
+              </w:rPr>
+              <w:t xml:space="preserve">49 </w:t>
+            </w:r>
+            <w:proofErr w:type="spellStart"/>
+            <w:r>
+              <w:rPr>
+                <w:rFonts w:ascii="Arial" w:hAnsi="Arial" w:cs="Arial"/>
+              </w:rPr>
+              <w:t>ms</w:t>
+            </w:r>
+            <w:proofErr w:type="spellEnd"/>
+          </w:p>
+        </w:tc>
+      </w:tr>
+      <w:tr>
+        <w:tc>
+          <w:tcPr>
+            <w:tcW w:w="4508" w:type="dxa"/>
+          </w:tcPr>
+          <w:p>
+            <w:pPr>
+              <w:spacing w:line="360" w:lineRule="auto"/>
+              <w:jc w:val="both"/>
+              <w:rPr>
+                <w:rFonts w:ascii="Arial" w:hAnsi="Arial" w:cs="Arial"/>
+              </w:rPr>
+            </w:pPr>
+            <w:r>
+              <w:rPr>
+                <w:rFonts w:ascii="Arial" w:hAnsi="Arial" w:cs="Arial"/>
+              </w:rPr>
+              <w:t>Average</w:t>
+            </w:r>
+          </w:p>
+        </w:tc>
+        <w:tc>
+          <w:tcPr>
+            <w:tcW w:w="4508" w:type="dxa"/>
+          </w:tcPr>
+          <w:p>
+            <w:pPr>
+              <w:spacing w:line="360" w:lineRule="auto"/>
+              <w:jc w:val="both"/>
+              <w:rPr>
+                <w:rFonts w:ascii="Arial" w:hAnsi="Arial" w:cs="Arial"/>
+              </w:rPr>
+            </w:pPr>
+            <w:r>
+              <w:rPr>
+                <w:rFonts w:ascii="Arial" w:hAnsi="Arial" w:cs="Arial"/>
+              </w:rPr>
+              <w:t xml:space="preserve">45 </w:t>
+            </w:r>
+            <w:proofErr w:type="spellStart"/>
+            <w:r>
+              <w:rPr>
+                <w:rFonts w:ascii="Arial" w:hAnsi="Arial" w:cs="Arial"/>
+              </w:rPr>
+              <w:t>ms</w:t>
+            </w:r>
+            <w:proofErr w:type="spellEnd"/>
+          </w:p>
+        </w:tc>
+      </w:tr>
+      <w:tr>
+        <w:tc>
+          <w:tcPr>
+            <w:tcW w:w="4508" w:type="dxa"/>
+          </w:tcPr>
+          <w:p>
+            <w:pPr>
+              <w:spacing w:line="360" w:lineRule="auto"/>
+              <w:jc w:val="both"/>
+              <w:rPr>
+                <w:rFonts w:ascii="Arial" w:hAnsi="Arial" w:cs="Arial"/>
+              </w:rPr>
+            </w:pPr>
+            <w:r>
+              <w:rPr>
+                <w:rFonts w:ascii="Arial" w:hAnsi="Arial" w:cs="Arial"/>
+              </w:rPr>
+              <w:t>Minimum</w:t>
+            </w:r>
+          </w:p>
+        </w:tc>
+        <w:tc>
+          <w:tcPr>
+            <w:tcW w:w="4508" w:type="dxa"/>
+          </w:tcPr>
+          <w:p>
+            <w:pPr>
+              <w:spacing w:line="360" w:lineRule="auto"/>
+              <w:jc w:val="both"/>
+              <w:rPr>
+                <w:rFonts w:ascii="Arial" w:hAnsi="Arial" w:cs="Arial"/>
+              </w:rPr>
+            </w:pPr>
+            <w:r>
+              <w:rPr>
+                <w:rFonts w:ascii="Arial" w:hAnsi="Arial" w:cs="Arial"/>
+              </w:rPr>
+              <w:t xml:space="preserve">38 </w:t>
+            </w:r>
+            <w:proofErr w:type="spellStart"/>
+            <w:r>
+              <w:rPr>
+                <w:rFonts w:ascii="Arial" w:hAnsi="Arial" w:cs="Arial"/>
+              </w:rPr>
+              <w:t>ms</w:t>
+            </w:r>
+            <w:proofErr w:type="spellEnd"/>
+          </w:p>
+        </w:tc>
+      </w:tr>
+      <w:tr>
+        <w:tc>
+          <w:tcPr>
+            <w:tcW w:w="4508" w:type="dxa"/>
+          </w:tcPr>
+          <w:p>
+            <w:pPr>
+              <w:spacing w:line="360" w:lineRule="auto"/>
+              <w:jc w:val="both"/>
+              <w:rPr>
+                <w:rFonts w:ascii="Arial" w:hAnsi="Arial" w:cs="Arial"/>
+              </w:rPr>
+            </w:pPr>
+            <w:r>
+              <w:rPr>
+                <w:rFonts w:ascii="Arial" w:hAnsi="Arial" w:cs="Arial"/>
+              </w:rPr>
+              <w:t>Maximum</w:t>
+            </w:r>
+          </w:p>
+        </w:tc>
+        <w:tc>
+          <w:tcPr>
+            <w:tcW w:w="4508" w:type="dxa"/>
+          </w:tcPr>
+          <w:p>
+            <w:pPr>
+              <w:spacing w:line="360" w:lineRule="auto"/>
+              <w:jc w:val="both"/>
+              <w:rPr>
+                <w:rFonts w:ascii="Arial" w:hAnsi="Arial" w:cs="Arial"/>
+              </w:rPr>
+            </w:pPr>
+            <w:r>
+              <w:rPr>
+                <w:rFonts w:ascii="Arial" w:hAnsi="Arial" w:cs="Arial"/>
+              </w:rPr>
+              <w:t xml:space="preserve">54 </w:t>
+            </w:r>
+            <w:proofErr w:type="spellStart"/>
+            <w:r>
+              <w:rPr>
+                <w:rFonts w:ascii="Arial" w:hAnsi="Arial" w:cs="Arial"/>
+              </w:rPr>
+              <w:t>ms</w:t>
+            </w:r>
+            <w:proofErr w:type="spellEnd"/>
+          </w:p>
+        </w:tc>
+      </w:tr>
+    </w:tbl>
+    <w:p>
+      <w:pPr>
+        <w:spacing w:line="360" w:lineRule="auto"/>
+        <w:jc w:val="both"/>
+        <w:rPr>
+          <w:rFonts w:ascii="Arial" w:hAnsi="Arial" w:cs="Arial"/>
+        </w:rPr>
+      </w:pPr>
+    </w:p>
+    <w:p>
+      <w:pPr>
+        <w:spacing w:line="360" w:lineRule="auto"/>
+        <w:jc w:val="both"/>
+        <w:rPr>
+          <w:rFonts w:ascii="Arial" w:hAnsi="Arial" w:cs="Arial"/>
+        </w:rPr>
+      </w:pPr>
+      <w:r>
+        <w:rPr>
+          <w:rFonts w:ascii="Arial" w:hAnsi="Arial" w:cs="Arial"/>
+        </w:rPr>
+        <w:t xml:space="preserve">The average response time was 45 </w:t>
+      </w:r>
+      <w:proofErr w:type="spellStart"/>
+      <w:r>
+        <w:rPr>
+          <w:rFonts w:ascii="Arial" w:hAnsi="Arial" w:cs="Arial"/>
+        </w:rPr>
+        <w:t>ms</w:t>
+      </w:r>
+      <w:proofErr w:type="spellEnd"/>
+      <w:r>
+        <w:rPr>
+          <w:rFonts w:ascii="Arial" w:hAnsi="Arial" w:cs="Arial"/>
+        </w:rPr>
+        <w:t xml:space="preserve">, with readings ranging from 38 to 54 </w:t>
+      </w:r>
+      <w:proofErr w:type="spellStart"/>
+      <w:r>
+        <w:rPr>
+          <w:rFonts w:ascii="Arial" w:hAnsi="Arial" w:cs="Arial"/>
+        </w:rPr>
+        <w:t>ms</w:t>
+      </w:r>
+      <w:proofErr w:type="spellEnd"/>
+      <w:r>
+        <w:rPr>
+          <w:rFonts w:ascii="Arial" w:hAnsi="Arial" w:cs="Arial"/>
+        </w:rPr>
+        <w:t>. These results describe a small local test using the sample database. They do not measure performance under concurrent users or demonstrate an improvement from a before-and-after optimisation comparison.</w:t>
+      </w:r>
+    </w:p>
+    <w:p>
+      <w:pPr>
+        <w:spacing w:line="360" w:lineRule="auto"/>
+        <w:jc w:val="both"/>
+        <w:rPr>
+          <w:rFonts w:ascii="Arial" w:hAnsi="Arial" w:cs="Arial"/>
+        </w:rPr>
+      </w:pPr>
+      <w:r>
+        <w:rPr>
+          <w:rFonts w:ascii="Arial" w:hAnsi="Arial" w:cs="Arial"/>
+        </w:rPr>
+        <w:drawing>
+          <wp:inline distT="0" distB="0" distL="0" distR="0" wp14:anchorId="1BC1460F" wp14:editId="68D62485">
+            <wp:extent cx="5731510" cy="3678555"/>
+            <wp:effectExtent l="0" t="0" r="2540" b="0"/>
+            <wp:docPr id="16" name="Picture 16"/>
+            <wp:cNvGraphicFramePr>
+              <a:graphicFrameLocks xmlns:a="http://schemas.openxmlformats.org/drawingml/2006/main" noChangeAspect="1"/>
+            </wp:cNvGraphicFramePr>
+            <a:graphic xmlns:a="http://schemas.openxmlformats.org/drawingml/2006/main">
+              <a:graphicData uri="http://schemas.openxmlformats.org/drawingml/2006/picture">
+                <pic:pic xmlns:pic="http://schemas.openxmlformats.org/drawingml/2006/picture">
+                  <pic:nvPicPr>
+                    <pic:cNvPr id="1" name=""/>
+                    <pic:cNvPicPr/>
+                  </pic:nvPicPr>
+                  <pic:blipFill>
+                    <a:blip r:embed="rId20"/>
+                    <a:stretch>
+                      <a:fillRect/>
+                    </a:stretch>
+                  </pic:blipFill>
+                  <pic:spPr>
+                    <a:xfrm>
+                      <a:off x="0" y="0"/>
+                      <a:ext cx="5731510" cy="3678555"/>
+                    </a:xfrm>
+                    <a:prstGeom prst="rect">
+                      <a:avLst/>
+                    </a:prstGeom>
+                  </pic:spPr>
+                </pic:pic>
+              </a:graphicData>
+            </a:graphic>
+          </wp:inline>
+        </w:drawing>
+      </w:r>
+    </w:p>
+    <w:p>
+      <w:pPr>
+        <w:spacing w:line="360" w:lineRule="auto"/>
+        <w:jc w:val="center"/>
+        <w:rPr>
+          <w:rFonts w:ascii="Arial" w:hAnsi="Arial" w:cs="Arial"/>
+        </w:rPr>
+      </w:pPr>
+      <w:r>
+        <w:rPr>
+          <w:rFonts w:ascii="Arial" w:hAnsi="Arial" w:cs="Arial"/>
+          <w:b/>
+          <w:bCs/>
+        </w:rPr>
+        <w:t>Figure 9.1:</w:t>
+      </w:r>
+      <w:r>
+        <w:rPr>
+          <w:rFonts w:ascii="Arial" w:hAnsi="Arial" w:cs="Arial"/>
+        </w:rPr>
+        <w:t xml:space="preserve"> Postman response status and response time for GET /venues.</w:t>
+      </w:r>
+    </w:p>
+    <w:p>
+      <w:pPr>
+        <w:spacing w:line="360" w:lineRule="auto"/>
+        <w:jc w:val="both"/>
+        <w:rPr>
+          <w:rFonts w:ascii="Arial" w:hAnsi="Arial" w:cs="Arial"/>
+        </w:rPr>
+      </w:pPr>
+      <w:r>
+        <w:rPr>
+          <w:rFonts w:ascii="Arial" w:hAnsi="Arial" w:cs="Arial"/>
+        </w:rPr>
+        <w:lastRenderedPageBreak/>
+        <w:t>9.3 Implemented Improvements and Future Optimisation</w:t>
+      </w:r>
+    </w:p>
+    <w:p>
+      <w:pPr>
+        <w:spacing w:line="360" w:lineRule="auto"/>
+        <w:jc w:val="both"/>
+        <w:rPr>
+          <w:rFonts w:ascii="Arial" w:hAnsi="Arial" w:cs="Arial"/>
+        </w:rPr>
+      </w:pPr>
+      <w:r>
+        <w:rPr>
+          <w:rFonts w:ascii="Arial" w:hAnsi="Arial" w:cs="Arial"/>
+        </w:rPr>
+        <w:t>The following improvements were implemented to support reliable API and frontend operation:</w:t>
+      </w:r>
+    </w:p>
+    <w:tbl>
+      <w:tblPr>
+        <w:tblStyle w:val="TableGrid"/>
+        <w:tblW w:w="0" w:type="auto"/>
+        <w:tblLook w:val="04A0" w:firstRow="1" w:lastRow="0" w:firstColumn="1" w:lastColumn="0" w:noHBand="0" w:noVBand="1"/>
+      </w:tblPr>
+      <w:tblGrid>
+        <w:gridCol w:w="4508"/>
+        <w:gridCol w:w="4508"/>
+      </w:tblGrid>
+      <w:tr>
+        <w:tc>
+          <w:tcPr>
+            <w:tcW w:w="4508" w:type="dxa"/>
+            <w:shd w:val="clear" w:color="auto" w:fill="D9E2F3" w:themeFill="accent1" w:themeFillTint="33"/>
+          </w:tcPr>
+          <w:p>
+            <w:pPr>
+              <w:spacing w:line="360" w:lineRule="auto"/>
+              <w:jc w:val="both"/>
+              <w:rPr>
+                <w:rFonts w:ascii="Arial" w:hAnsi="Arial" w:cs="Arial"/>
+              </w:rPr>
+            </w:pPr>
+            <w:r>
+              <w:rPr>
+                <w:rFonts w:ascii="Arial" w:hAnsi="Arial" w:cs="Arial"/>
+              </w:rPr>
+              <w:t>Improvement</w:t>
+            </w:r>
+          </w:p>
+        </w:tc>
+        <w:tc>
+          <w:tcPr>
+            <w:tcW w:w="4508" w:type="dxa"/>
+            <w:shd w:val="clear" w:color="auto" w:fill="D9E2F3" w:themeFill="accent1" w:themeFillTint="33"/>
+          </w:tcPr>
+          <w:p>
+            <w:pPr>
+              <w:spacing w:line="360" w:lineRule="auto"/>
+              <w:jc w:val="both"/>
+              <w:rPr>
+                <w:rFonts w:ascii="Arial" w:hAnsi="Arial" w:cs="Arial"/>
+              </w:rPr>
+            </w:pPr>
+            <w:r>
+              <w:rPr>
+                <w:rFonts w:ascii="Arial" w:hAnsi="Arial" w:cs="Arial"/>
+              </w:rPr>
+              <w:t>Purpose</w:t>
+            </w:r>
+          </w:p>
+        </w:tc>
+      </w:tr>
+      <w:tr>
+        <w:tc>
+          <w:tcPr>
+            <w:tcW w:w="4508" w:type="dxa"/>
+          </w:tcPr>
+          <w:p>
+            <w:pPr>
+              <w:spacing w:line="360" w:lineRule="auto"/>
+              <w:jc w:val="both"/>
+              <w:rPr>
+                <w:rFonts w:ascii="Arial" w:hAnsi="Arial" w:cs="Arial"/>
+              </w:rPr>
+            </w:pPr>
+            <w:r>
+              <w:rPr>
+                <w:rFonts w:ascii="Arial" w:hAnsi="Arial" w:cs="Arial"/>
+              </w:rPr>
+              <w:t>Server-side input validation</w:t>
+            </w:r>
+          </w:p>
+        </w:tc>
+        <w:tc>
+          <w:tcPr>
+            <w:tcW w:w="4508" w:type="dxa"/>
+          </w:tcPr>
+          <w:p>
+            <w:pPr>
+              <w:spacing w:line="360" w:lineRule="auto"/>
+              <w:jc w:val="both"/>
+              <w:rPr>
+                <w:rFonts w:ascii="Arial" w:hAnsi="Arial" w:cs="Arial"/>
+              </w:rPr>
+            </w:pPr>
+            <w:r>
+              <w:rPr>
+                <w:rFonts w:ascii="Arial" w:hAnsi="Arial" w:cs="Arial"/>
+              </w:rPr>
+              <w:t>Rejects invalid venue details before database operations.</w:t>
+            </w:r>
+          </w:p>
+        </w:tc>
+      </w:tr>
+      <w:tr>
+        <w:tc>
+          <w:tcPr>
+            <w:tcW w:w="4508" w:type="dxa"/>
+          </w:tcPr>
+          <w:p>
+            <w:pPr>
+              <w:spacing w:line="360" w:lineRule="auto"/>
+              <w:jc w:val="both"/>
+              <w:rPr>
+                <w:rFonts w:ascii="Arial" w:hAnsi="Arial" w:cs="Arial"/>
+              </w:rPr>
+            </w:pPr>
+            <w:r>
+              <w:rPr>
+                <w:rFonts w:ascii="Arial" w:hAnsi="Arial" w:cs="Arial"/>
+              </w:rPr>
+              <w:t>Prepared SQL statements</w:t>
+            </w:r>
+          </w:p>
+        </w:tc>
+        <w:tc>
+          <w:tcPr>
+            <w:tcW w:w="4508" w:type="dxa"/>
+          </w:tcPr>
+          <w:p>
+            <w:pPr>
+              <w:spacing w:line="360" w:lineRule="auto"/>
+              <w:jc w:val="both"/>
+              <w:rPr>
+                <w:rFonts w:ascii="Arial" w:hAnsi="Arial" w:cs="Arial"/>
+              </w:rPr>
+            </w:pPr>
+            <w:r>
+              <w:rPr>
+                <w:rFonts w:ascii="Arial" w:hAnsi="Arial" w:cs="Arial"/>
+              </w:rPr>
+              <w:t>Keeps user-supplied values separate from SQL commands.</w:t>
+            </w:r>
+          </w:p>
+        </w:tc>
+      </w:tr>
+      <w:tr>
+        <w:tc>
+          <w:tcPr>
+            <w:tcW w:w="4508" w:type="dxa"/>
+          </w:tcPr>
+          <w:p>
+            <w:pPr>
+              <w:spacing w:line="360" w:lineRule="auto"/>
+              <w:jc w:val="both"/>
+              <w:rPr>
+                <w:rFonts w:ascii="Arial" w:hAnsi="Arial" w:cs="Arial"/>
+              </w:rPr>
+            </w:pPr>
+            <w:r>
+              <w:rPr>
+                <w:rFonts w:ascii="Arial" w:hAnsi="Arial" w:cs="Arial"/>
+              </w:rPr>
+              <w:t>JWT authentication and role checks</w:t>
+            </w:r>
+          </w:p>
+        </w:tc>
+        <w:tc>
+          <w:tcPr>
+            <w:tcW w:w="4508" w:type="dxa"/>
+          </w:tcPr>
+          <w:p>
+            <w:pPr>
+              <w:spacing w:line="360" w:lineRule="auto"/>
+              <w:jc w:val="both"/>
+              <w:rPr>
+                <w:rFonts w:ascii="Arial" w:hAnsi="Arial" w:cs="Arial"/>
+              </w:rPr>
+            </w:pPr>
+            <w:r>
+              <w:rPr>
+                <w:rFonts w:ascii="Arial" w:hAnsi="Arial" w:cs="Arial"/>
+              </w:rPr>
+              <w:t>Restricts venue management operations to authorised users.</w:t>
+            </w:r>
+          </w:p>
+        </w:tc>
+      </w:tr>
+      <w:tr>
+        <w:tc>
+          <w:tcPr>
+            <w:tcW w:w="4508" w:type="dxa"/>
+          </w:tcPr>
+          <w:p>
+            <w:pPr>
+              <w:spacing w:line="360" w:lineRule="auto"/>
+              <w:jc w:val="both"/>
+              <w:rPr>
+                <w:rFonts w:ascii="Arial" w:hAnsi="Arial" w:cs="Arial"/>
+              </w:rPr>
+            </w:pPr>
+            <w:r>
+              <w:rPr>
+                <w:rFonts w:ascii="Arial" w:hAnsi="Arial" w:cs="Arial"/>
+              </w:rPr>
+              <w:t>Foreign-key error handling</w:t>
+            </w:r>
+          </w:p>
+        </w:tc>
+        <w:tc>
+          <w:tcPr>
+            <w:tcW w:w="4508" w:type="dxa"/>
+          </w:tcPr>
+          <w:p>
+            <w:pPr>
+              <w:spacing w:line="360" w:lineRule="auto"/>
+              <w:jc w:val="both"/>
+              <w:rPr>
+                <w:rFonts w:ascii="Arial" w:hAnsi="Arial" w:cs="Arial"/>
+              </w:rPr>
+            </w:pPr>
+            <w:r>
+              <w:rPr>
+                <w:rFonts w:ascii="Arial" w:hAnsi="Arial" w:cs="Arial"/>
+              </w:rPr>
+              <w:t>Returns a clear 409 response when a venue is linked to events.</w:t>
+            </w:r>
+          </w:p>
+        </w:tc>
+      </w:tr>
+      <w:tr>
+        <w:tc>
+          <w:tcPr>
+            <w:tcW w:w="4508" w:type="dxa"/>
+          </w:tcPr>
+          <w:p>
+            <w:pPr>
+              <w:spacing w:line="360" w:lineRule="auto"/>
+              <w:jc w:val="both"/>
+              <w:rPr>
+                <w:rFonts w:ascii="Arial" w:hAnsi="Arial" w:cs="Arial"/>
+              </w:rPr>
+            </w:pPr>
+            <w:r>
+              <w:rPr>
+                <w:rFonts w:ascii="Arial" w:hAnsi="Arial" w:cs="Arial"/>
+              </w:rPr>
+              <w:t>Availability conflict checking</w:t>
+            </w:r>
+          </w:p>
+        </w:tc>
+        <w:tc>
+          <w:tcPr>
+            <w:tcW w:w="4508" w:type="dxa"/>
+          </w:tcPr>
+          <w:p>
+            <w:pPr>
+              <w:spacing w:line="360" w:lineRule="auto"/>
+              <w:jc w:val="both"/>
+              <w:rPr>
+                <w:rFonts w:ascii="Arial" w:hAnsi="Arial" w:cs="Arial"/>
+              </w:rPr>
+            </w:pPr>
+            <w:r>
+              <w:rPr>
+                <w:rFonts w:ascii="Arial" w:hAnsi="Arial" w:cs="Arial"/>
+              </w:rPr>
+              <w:t>Identifies overlapping draft or published events and checks venue status.</w:t>
+            </w:r>
+          </w:p>
+        </w:tc>
+      </w:tr>
+      <w:tr>
+        <w:tc>
+          <w:tcPr>
+            <w:tcW w:w="4508" w:type="dxa"/>
+          </w:tcPr>
+          <w:p>
+            <w:pPr>
+              <w:spacing w:line="360" w:lineRule="auto"/>
+              <w:jc w:val="both"/>
+              <w:rPr>
+                <w:rFonts w:ascii="Arial" w:hAnsi="Arial" w:cs="Arial"/>
+              </w:rPr>
+            </w:pPr>
+            <w:r>
+              <w:rPr>
+                <w:rFonts w:ascii="Arial" w:hAnsi="Arial" w:cs="Arial"/>
+              </w:rPr>
+              <w:t>Disabled buttons during requests</w:t>
+            </w:r>
+          </w:p>
+        </w:tc>
+        <w:tc>
+          <w:tcPr>
+            <w:tcW w:w="4508" w:type="dxa"/>
+          </w:tcPr>
+          <w:p>
+            <w:pPr>
+              <w:spacing w:line="360" w:lineRule="auto"/>
+              <w:jc w:val="both"/>
+              <w:rPr>
+                <w:rFonts w:ascii="Arial" w:hAnsi="Arial" w:cs="Arial"/>
+              </w:rPr>
+            </w:pPr>
+            <w:r>
+              <w:rPr>
+                <w:rFonts w:ascii="Arial" w:hAnsi="Arial" w:cs="Arial"/>
+              </w:rPr>
+              <w:t>Reduces repeated submissions while a request is processing.</w:t>
+            </w:r>
+          </w:p>
+        </w:tc>
+      </w:tr>
+      <w:tr>
+        <w:tc>
+          <w:tcPr>
+            <w:tcW w:w="4508" w:type="dxa"/>
+          </w:tcPr>
+          <w:p>
+            <w:pPr>
+              <w:spacing w:line="360" w:lineRule="auto"/>
+              <w:jc w:val="both"/>
+              <w:rPr>
+                <w:rFonts w:ascii="Arial" w:hAnsi="Arial" w:cs="Arial"/>
+              </w:rPr>
+            </w:pPr>
+            <w:r>
+              <w:rPr>
+                <w:rFonts w:ascii="Arial" w:hAnsi="Arial" w:cs="Arial"/>
+              </w:rPr>
+              <w:t>Local frontend search</w:t>
+            </w:r>
+          </w:p>
+        </w:tc>
+        <w:tc>
+          <w:tcPr>
+            <w:tcW w:w="4508" w:type="dxa"/>
+          </w:tcPr>
+          <w:p>
+            <w:pPr>
+              <w:spacing w:line="360" w:lineRule="auto"/>
+              <w:jc w:val="both"/>
+              <w:rPr>
+                <w:rFonts w:ascii="Arial" w:hAnsi="Arial" w:cs="Arial"/>
+              </w:rPr>
+            </w:pPr>
+            <w:r>
+              <w:rPr>
+                <w:rFonts w:ascii="Arial" w:hAnsi="Arial" w:cs="Arial"/>
+              </w:rPr>
+              <w:t>Filters the loaded venue list without sending an API request for each search input.</w:t>
+            </w:r>
+          </w:p>
+        </w:tc>
+      </w:tr>
+      <w:tr>
+        <w:tc>
+          <w:tcPr>
+            <w:tcW w:w="4508" w:type="dxa"/>
+          </w:tcPr>
+          <w:p>
+            <w:pPr>
+              <w:spacing w:line="360" w:lineRule="auto"/>
+              <w:jc w:val="both"/>
+              <w:rPr>
+                <w:rFonts w:ascii="Arial" w:hAnsi="Arial" w:cs="Arial"/>
+              </w:rPr>
+            </w:pPr>
+            <w:r>
+              <w:rPr>
+                <w:rFonts w:ascii="Arial" w:hAnsi="Arial" w:cs="Arial"/>
+              </w:rPr>
+              <w:t>Postman token and venue ID variables</w:t>
+            </w:r>
+          </w:p>
+        </w:tc>
+        <w:tc>
+          <w:tcPr>
+            <w:tcW w:w="4508" w:type="dxa"/>
+          </w:tcPr>
+          <w:p>
+            <w:pPr>
+              <w:spacing w:line="360" w:lineRule="auto"/>
+              <w:jc w:val="both"/>
+              <w:rPr>
+                <w:rFonts w:ascii="Arial" w:hAnsi="Arial" w:cs="Arial"/>
+              </w:rPr>
+            </w:pPr>
+            <w:r>
+              <w:rPr>
+                <w:rFonts w:ascii="Arial" w:hAnsi="Arial" w:cs="Arial"/>
+              </w:rPr>
+              <w:t>Makes the test sequence easier to repeat.</w:t>
+            </w:r>
+          </w:p>
+        </w:tc>
+      </w:tr>
+    </w:tbl>
+    <w:p>
+      <w:pPr>
+        <w:spacing w:line="360" w:lineRule="auto"/>
+        <w:jc w:val="both"/>
+        <w:rPr>
+          <w:rFonts w:ascii="Arial" w:hAnsi="Arial" w:cs="Arial"/>
+        </w:rPr>
+      </w:pPr>
+    </w:p>
+    <w:p>
+      <w:pPr>
+        <w:spacing w:line="360" w:lineRule="auto"/>
+        <w:jc w:val="both"/>
+        <w:rPr>
+          <w:rFonts w:ascii="Arial" w:hAnsi="Arial" w:cs="Arial"/>
+        </w:rPr>
+      </w:pPr>
+      <w:r>
+        <w:rPr>
+          <w:rFonts w:ascii="Arial" w:hAnsi="Arial" w:cs="Arial"/>
+        </w:rPr>
+        <w:t>These changes improve validation, error handling and testing reliability. Their effect on response time was not measured through a before-and-after comparison.</w:t>
+      </w:r>
+    </w:p>
+    <w:p>
+      <w:pPr>
+        <w:spacing w:line="360" w:lineRule="auto"/>
+        <w:jc w:val="both"/>
+        <w:rPr>
+          <w:rFonts w:ascii="Arial" w:hAnsi="Arial" w:cs="Arial"/>
+        </w:rPr>
+      </w:pPr>
+      <w:r>
+        <w:rPr>
+          <w:rFonts w:ascii="Arial" w:hAnsi="Arial" w:cs="Arial"/>
+        </w:rPr>
+        <w:t>For larger datasets, future optimisation could include server-side pagination and filtering. A composite index on event availability query fields could also be evaluated using EXPLAIN and repeatable performance tests. Concurrent-user testing would be required to assess performance under greater load.</w:t>
+      </w:r>
+    </w:p>
+    <w:p>
+      <w:pPr>
+        <w:spacing w:line="360" w:lineRule="auto"/>
+        <w:jc w:val="both"/>
+        <w:rPr>
+          <w:rFonts w:ascii="Arial" w:hAnsi="Arial" w:cs="Arial"/>
+        </w:rPr>
+      </w:pPr>
+      <w:r>
+        <w:rPr>
+          <w:rFonts w:ascii="Arial" w:hAnsi="Arial" w:cs="Arial"/>
+        </w:rPr>
+        <w:t>Venue availability checking does not reserve a time slot. The Events API should enforce availability rules during event creation and updates to prevent conflicting schedules.</w:t>
+      </w:r>
+    </w:p>
     <w:sectPr>
       <w:pgSz w:w="11906" w:h="16838"/>
       <w:pgMar w:top="1440" w:right="1440" w:bottom="1440" w:left="1440" w:header="708" w:footer="708" w:gutter="0"/>
@@ -441,6 +5121,37 @@
     <w:semiHidden/>
     <w:unhideWhenUsed/>
   </w:style>
+  <w:style w:type="table" w:styleId="TableGrid">
+    <w:name w:val="Table Grid"/>
+    <w:basedOn w:val="TableNormal"/>
+    <w:uiPriority w:val="39"/>
+    <w:rsid w:val="00447987"/>
+    <w:pPr>
+      <w:spacing w:after="0" w:line="240" w:lineRule="auto"/>
+    </w:pPr>
+    <w:tblPr>
+      <w:tblBorders>
+        <w:top w:val="single" w:sz="4" w:space="0" w:color="auto"/>
+        <w:left w:val="single" w:sz="4" w:space="0" w:color="auto"/>
+        <w:bottom w:val="single" w:sz="4" w:space="0" w:color="auto"/>
+        <w:right w:val="single" w:sz="4" w:space="0" w:color="auto"/>
+        <w:insideH w:val="single" w:sz="4" w:space="0" w:color="auto"/>
+        <w:insideV w:val="single" w:sz="4" w:space="0" w:color="auto"/>
+      </w:tblBorders>
+    </w:tblPr>
+  </w:style>
+  <w:style w:type="character" w:styleId="Hyperlink">
+    <w:name w:val="Hyperlink"/>
+    <w:basedOn w:val="DefaultParagraphFont"/>
+    <w:uiPriority w:val="99"/>
+    <w:semiHidden/>
+    <w:unhideWhenUsed/>
+    <w:rsid w:val="00447987"/>
+    <w:rPr>
+      <w:color w:val="0000FF"/>
+      <w:u w:val="single"/>
+    </w:rPr>
+  </w:style>
 </w:styles>
 </file>
 
